--- a/machines/machine-redaction/templates/contrat-prestation.docx
+++ b/machines/machine-redaction/templates/contrat-prestation.docx
@@ -633,7 +633,7 @@
           <w:szCs w:val="22.079999923706055"/>
           <w:rtl w:val="0"/>
         </w:rPr>
-        <w:t xml:space="preserve">Entre les soussignés : </w:t>
+        <w:t xml:space="preserve">Entre les soussignés : </w:t>
       </w:r>
       <w:r>
         <w:rPr>
@@ -668,16 +668,16 @@
           <w:szCs w:val="22.079999923706055"/>
           <w:rtl w:val="0"/>
         </w:rPr>
-        <w:t xml:space="preserve"> TECHNOLOGIES SARL ; N° </w:t>
-      </w:r>
-      <w:r>
-        <w:rPr>
-          <w:rFonts w:ascii="Nunito" w:cs="Nunito" w:eastAsia="Nunito" w:hAnsi="Nunito"/>
-          <w:sz w:val="22.079999923706055"/>
-          <w:szCs w:val="22.079999923706055"/>
-          <w:rtl w:val="0"/>
-        </w:rPr>
-        <w:t xml:space="preserve">RC-DLA-03-2026-B12-00071, siège social à Douala,  Stade CICAM - tél. : +237 671 848 971, email : </w:t>
+        <w:t xml:space="preserve"> TECHNOLOGIES SARL ; N° </w:t>
+      </w:r>
+      <w:r>
+        <w:rPr>
+          <w:rFonts w:ascii="Nunito" w:cs="Nunito" w:eastAsia="Nunito" w:hAnsi="Nunito"/>
+          <w:sz w:val="22.079999923706055"/>
+          <w:szCs w:val="22.079999923706055"/>
+          <w:rtl w:val="0"/>
+        </w:rPr>
+        <w:t xml:space="preserve">RC-DLA-03-2026-B12-00071, siège social à Douala, Stade CICAM - tél. : +237 671 848 971, email : </w:t>
       </w:r>
       <w:r>
         <w:rPr>
@@ -697,7 +697,7 @@
           <w:szCs w:val="22.079999923706055"/>
           <w:rtl w:val="0"/>
         </w:rPr>
-        <w:t xml:space="preserve">. Représentée par M.  Steve FASSEU, agissant en qualité de CEO, </w:t>
+        <w:t xml:space="preserve">. Représentée par M. Steve FASSEU, agissant en qualité de CEO, </w:t>
       </w:r>
     </w:p>
     <w:p>
@@ -718,7 +718,7 @@
           <w:szCs w:val="22.079999923706055"/>
           <w:rtl w:val="0"/>
         </w:rPr>
-        <w:t xml:space="preserve">Ci-après dénommé « </w:t>
+        <w:t xml:space="preserve">Ci-après dénommé « </w:t>
       </w:r>
       <w:r>
         <w:rPr>
@@ -736,7 +736,7 @@
           <w:szCs w:val="22.079999923706055"/>
           <w:rtl w:val="0"/>
         </w:rPr>
-        <w:t xml:space="preserve">» d’une part,</w:t>
+        <w:t xml:space="preserve"> » d’une part,</w:t>
       </w:r>
     </w:p>
     <w:p>
@@ -757,7 +757,7 @@
           <w:szCs w:val="22.079999923706055"/>
           <w:rtl w:val="0"/>
         </w:rPr>
-        <w:t xml:space="preserve">Et   </w:t>
+        <w:t xml:space="preserve">Et </w:t>
       </w:r>
     </w:p>
     <w:p>
@@ -778,7 +778,7 @@
           <w:szCs w:val="22.079999923706055"/>
           <w:rtl w:val="0"/>
         </w:rPr>
-        <w:t xml:space="preserve">La Société {{ client_company_name }}; </w:t>
+        <w:t xml:space="preserve">La Société {{ client_company_name }} ; </w:t>
       </w:r>
       <w:r>
         <w:rPr>
@@ -796,7 +796,7 @@
           <w:szCs w:val="22.079999923706055"/>
           <w:rtl w:val="0"/>
         </w:rPr>
-        <w:t xml:space="preserve">{{ client_rccm }}, siège social à Douala, au  Cameroun, tél. : {{ client_phone }}, email : {{ client_email }}. Représentée par {{ client_rep_name }}.  agissant en qualité de {{ client_rep_title }}, </w:t>
+        <w:t xml:space="preserve">{{ client_rccm }}, siège social à Douala, au Cameroun, tél. : {{ client_phone }}, email : {{ client_email }}. Représentée par {{ client_rep_name }}. agissant en qualité de {{ client_rep_title }}, </w:t>
       </w:r>
     </w:p>
     <w:p>
@@ -817,7 +817,7 @@
           <w:szCs w:val="22.079999923706055"/>
           <w:rtl w:val="0"/>
         </w:rPr>
-        <w:t xml:space="preserve">Ci-après dénommé « </w:t>
+        <w:t xml:space="preserve">Ci-après dénommé « </w:t>
       </w:r>
       <w:r>
         <w:rPr>
@@ -835,7 +835,7 @@
           <w:szCs w:val="22.079999923706055"/>
           <w:rtl w:val="0"/>
         </w:rPr>
-        <w:t xml:space="preserve">» d’autre part, </w:t>
+        <w:t xml:space="preserve"> » d’autre part, </w:t>
       </w:r>
     </w:p>
     <w:p>
@@ -921,7 +921,7 @@
           <w:szCs w:val="22.079999923706055"/>
           <w:rtl w:val="0"/>
         </w:rPr>
-        <w:t xml:space="preserve">Ceci exposé,  </w:t>
+        <w:t xml:space="preserve">Ceci exposé, </w:t>
       </w:r>
     </w:p>
     <w:p>
@@ -942,7 +942,7 @@
           <w:szCs w:val="22.079999923706055"/>
           <w:rtl w:val="0"/>
         </w:rPr>
-        <w:t xml:space="preserve">Il a été convenu ce qui suit :  </w:t>
+        <w:t xml:space="preserve">Il a été convenu ce qui suit : </w:t>
       </w:r>
     </w:p>
     <w:p>
@@ -964,7 +964,7 @@
           <w:szCs w:val="22.079999923706055"/>
           <w:rtl w:val="0"/>
         </w:rPr>
-        <w:t xml:space="preserve">ARTICLE 1 : </w:t>
+        <w:t xml:space="preserve">ARTICLE 1 : </w:t>
       </w:r>
       <w:r>
         <w:rPr>
@@ -995,7 +995,7 @@
           <w:szCs w:val="22.079999923706055"/>
           <w:rtl w:val="0"/>
         </w:rPr>
-        <w:t xml:space="preserve">Le présent contrat est un contrat de prestation de services ayant pour objet la mission suivante,  détaillé dans le devis / Facture N° {{ invoice_number }}, daté du </w:t>
+        <w:t xml:space="preserve">Le présent contrat est un contrat de prestation de services ayant pour objet la mission suivante, détaillé dans le devis / Facture N° {{ invoice_number }}, daté du </w:t>
       </w:r>
       <w:r>
         <w:rPr>
@@ -1013,7 +1013,7 @@
           <w:szCs w:val="22.079999923706055"/>
           <w:rtl w:val="0"/>
         </w:rPr>
-        <w:t xml:space="preserve"> :  </w:t>
+        <w:t xml:space="preserve"> : </w:t>
       </w:r>
     </w:p>
     <w:p>
@@ -1118,7 +1118,7 @@
           <w:u w:val="single"/>
           <w:rtl w:val="0"/>
         </w:rPr>
-        <w:t xml:space="preserve">ctivité 02 : </w:t>
+        <w:t xml:space="preserve">ctivité 02 : </w:t>
       </w:r>
       <w:r>
         <w:rPr>
@@ -1187,7 +1187,7 @@
           <w:szCs w:val="22.079999923706055"/>
           <w:rtl w:val="0"/>
         </w:rPr>
-        <w:t xml:space="preserve">ARTICLE 2 : </w:t>
+        <w:t xml:space="preserve">ARTICLE 2 : </w:t>
       </w:r>
       <w:r>
         <w:rPr>
@@ -1218,7 +1218,7 @@
           <w:szCs w:val="22.079999923706055"/>
           <w:rtl w:val="0"/>
         </w:rPr>
-        <w:t xml:space="preserve">La prestation devra être réalisée, conformément à ce qui a été convenu entre les parties, dans le  délai de {{ delay_duration }} ouvrés maximum suivant la réunion de lancement du projet (kick off projet).  </w:t>
+        <w:t xml:space="preserve">La prestation devra être réalisée, conformément à ce qui a été convenu entre les parties, dans le délai de {{ delay_duration }} ouvrés maximum suivant la réunion de lancement du projet (kick off projet). </w:t>
       </w:r>
     </w:p>
     <w:p>
@@ -1240,7 +1240,7 @@
           <w:szCs w:val="22.079999923706055"/>
           <w:rtl w:val="0"/>
         </w:rPr>
-        <w:t xml:space="preserve">ARTICLE 3 : </w:t>
+        <w:t xml:space="preserve">ARTICLE 3 : </w:t>
       </w:r>
       <w:r>
         <w:rPr>
@@ -1314,7 +1314,7 @@
           <w:szCs w:val="24"/>
           <w:rtl w:val="0"/>
         </w:rPr>
-        <w:t xml:space="preserve">ARTICLE 4 : </w:t>
+        <w:t xml:space="preserve">ARTICLE 4 : </w:t>
       </w:r>
       <w:r>
         <w:rPr>
@@ -1388,7 +1388,7 @@
           <w:szCs w:val="22.079999923706055"/>
           <w:rtl w:val="0"/>
         </w:rPr>
-        <w:t xml:space="preserve">ARTICLE 5 : </w:t>
+        <w:t xml:space="preserve">ARTICLE 5 : </w:t>
       </w:r>
       <w:r>
         <w:rPr>
@@ -1419,7 +1419,7 @@
           <w:szCs w:val="22.079999923706055"/>
           <w:rtl w:val="0"/>
         </w:rPr>
-        <w:t xml:space="preserve">En contrepartie de la réalisation des prestations définies à l'article premier ci-dessus, le client versera  au prestataire : </w:t>
+        <w:t xml:space="preserve">En contrepartie de la réalisation des prestations définies à l'article premier ci-dessus, le client versera au prestataire : </w:t>
       </w:r>
     </w:p>
     <w:p>
@@ -1453,7 +1453,7 @@
           <w:szCs w:val="22.079999923706055"/>
           <w:rtl w:val="0"/>
         </w:rPr>
-        <w:t xml:space="preserve">La somme de {{ total_amount_num }} ({{ total_amount_text }}) FCFA  HT</w:t>
+        <w:t xml:space="preserve">La somme de {{ total_amount_num }} ({{ total_amount_text }}) FCFA HT</w:t>
       </w:r>
     </w:p>
     <w:p>
@@ -1474,7 +1474,7 @@
           <w:szCs w:val="22.079999923706055"/>
           <w:rtl w:val="0"/>
         </w:rPr>
-        <w:t xml:space="preserve">Si un déplacement est nécessaire à l’exécution de la mission, le client  s’engage à rembourser les frais de déplacement au prestataire, sur présentation des factures et/ou  des notes de frais, et conformément à sa politique de prise en charge des frais. </w:t>
+        <w:t xml:space="preserve">Si un déplacement est nécessaire à l’exécution de la mission, le client s’engage à rembourser les frais de déplacement au prestataire, sur présentation des factures et/ou des notes de frais, et conformément à sa politique de prise en charge des frais. </w:t>
       </w:r>
     </w:p>
     <w:p>
@@ -1495,7 +1495,7 @@
           <w:szCs w:val="22.079999923706055"/>
           <w:rtl w:val="0"/>
         </w:rPr>
-        <w:t xml:space="preserve">Les sommes prévues ci-dessus seront payées :  </w:t>
+        <w:t xml:space="preserve">Les sommes prévues ci-dessus seront payées : </w:t>
       </w:r>
     </w:p>
     <w:p>
@@ -1519,7 +1519,7 @@
           <w:szCs w:val="22.079999923706055"/>
           <w:rtl w:val="0"/>
         </w:rPr>
-        <w:t xml:space="preserve">Par virement sur l’IBAN : </w:t>
+        <w:t xml:space="preserve">Par virement sur l’IBAN : </w:t>
       </w:r>
       <w:r>
         <w:rPr>
@@ -1610,7 +1610,7 @@
           <w:szCs w:val="22.079999923706055"/>
           <w:rtl w:val="0"/>
         </w:rPr>
-        <w:t xml:space="preserve">ARTICLE 6 : </w:t>
+        <w:t xml:space="preserve">ARTICLE 6 : </w:t>
       </w:r>
       <w:r>
         <w:rPr>
@@ -1662,7 +1662,7 @@
           <w:szCs w:val="22.079999923706055"/>
           <w:rtl w:val="0"/>
         </w:rPr>
-        <w:t xml:space="preserve">   </w:t>
+        <w:t xml:space="preserve"> </w:t>
       </w:r>
     </w:p>
     <w:p>
@@ -1683,7 +1683,7 @@
           <w:szCs w:val="22.079999923706055"/>
           <w:rtl w:val="0"/>
         </w:rPr>
-        <w:t xml:space="preserve">ARTICLE 7 : </w:t>
+        <w:t xml:space="preserve">ARTICLE 7 : </w:t>
       </w:r>
       <w:r>
         <w:rPr>
@@ -1702,7 +1702,7 @@
           <w:szCs w:val="22.079999923706055"/>
           <w:rtl w:val="0"/>
         </w:rPr>
-        <w:t xml:space="preserve">  </w:t>
+        <w:t xml:space="preserve"> </w:t>
       </w:r>
     </w:p>
     <w:p>
@@ -1723,7 +1723,7 @@
           <w:szCs w:val="22.079999923706055"/>
           <w:rtl w:val="0"/>
         </w:rPr>
-        <w:t xml:space="preserve">  </w:t>
+        <w:t xml:space="preserve"> </w:t>
       </w:r>
     </w:p>
     <w:p>
@@ -1766,7 +1766,7 @@
           <w:szCs w:val="22.079999923706055"/>
           <w:rtl w:val="0"/>
         </w:rPr>
-        <w:t xml:space="preserve">ARTICLE 8 : </w:t>
+        <w:t xml:space="preserve">ARTICLE 8 : </w:t>
       </w:r>
       <w:r>
         <w:rPr>
@@ -1797,7 +1797,7 @@
           <w:szCs w:val="22.079999923706055"/>
           <w:rtl w:val="0"/>
         </w:rPr>
-        <w:t xml:space="preserve">Toutes les solutions réalisées dans le cadre du présent contrat seront la propriété exclusive du  client. L’utilisation, la reproduction ou la publication des solutions, partielle ou totale, sur tous  supports, par tous moyens, est soumise à l’autorisation du client. </w:t>
+        <w:t xml:space="preserve">Toutes les solutions réalisées dans le cadre du présent contrat seront la propriété exclusive du client. L’utilisation, la reproduction ou la publication des solutions, partielle ou totale, sur tous supports, par tous moyens, est soumise à l’autorisation du client. </w:t>
       </w:r>
     </w:p>
     <w:p>
@@ -1819,7 +1819,7 @@
           <w:szCs w:val="22.079999923706055"/>
           <w:rtl w:val="0"/>
         </w:rPr>
-        <w:t xml:space="preserve">ARTICLE 9 : </w:t>
+        <w:t xml:space="preserve">ARTICLE 9 : </w:t>
       </w:r>
       <w:r>
         <w:rPr>
@@ -1850,7 +1850,7 @@
           <w:szCs w:val="22.079999923706055"/>
           <w:rtl w:val="0"/>
         </w:rPr>
-        <w:t xml:space="preserve">Chacune des parties pourra résilier la convention, de plein droit, à tout moment et sans préavis, au  cas où l’autre partie manquerait gravement à ses obligations contractuelles. Cette résiliation devra  être formalisée par courriel à l'adresse mentionnée ci-dessus. </w:t>
+        <w:t xml:space="preserve">Chacune des parties pourra résilier la convention, de plein droit, à tout moment et sans préavis, au cas où l’autre partie manquerait gravement à ses obligations contractuelles. Cette résiliation devra être formalisée par courriel à l'adresse mentionnée ci-dessus. </w:t>
       </w:r>
     </w:p>
     <w:p>
@@ -1872,7 +1872,7 @@
           <w:szCs w:val="22.079999923706055"/>
           <w:rtl w:val="0"/>
         </w:rPr>
-        <w:t xml:space="preserve">ARTICLE 10 : </w:t>
+        <w:t xml:space="preserve">ARTICLE 10 : </w:t>
       </w:r>
       <w:r>
         <w:rPr>
@@ -1925,7 +1925,7 @@
           <w:szCs w:val="22.079999923706055"/>
           <w:rtl w:val="0"/>
         </w:rPr>
-        <w:t xml:space="preserve">ARTICLE 11 : </w:t>
+        <w:t xml:space="preserve">ARTICLE 11 : </w:t>
       </w:r>
       <w:r>
         <w:rPr>
@@ -1999,7 +1999,7 @@
           <w:szCs w:val="22.079999923706055"/>
           <w:rtl w:val="0"/>
         </w:rPr>
-        <w:t xml:space="preserve">ARTICLE 12 : </w:t>
+        <w:t xml:space="preserve">ARTICLE 12 : </w:t>
       </w:r>
       <w:r>
         <w:rPr>
@@ -2113,7 +2113,7 @@
           <w:szCs w:val="22.079999923706055"/>
           <w:rtl w:val="0"/>
         </w:rPr>
-        <w:t xml:space="preserve">                   Le Prestataire                                                                                                                     Le client</w:t>
+        <w:t xml:space="preserve"> Le Prestataire Le client</w:t>
       </w:r>
       <w:r>
         <w:rPr>

--- a/machines/machine-redaction/templates/contrat-prestation.docx
+++ b/machines/machine-redaction/templates/contrat-prestation.docx
@@ -8,14 +8,14 @@
         <w:spacing w:after="40" w:before="1750" w:lineRule="auto"/>
         <w:jc w:val="center"/>
         <w:rPr>
-          <w:rFonts w:ascii="Nunito" w:cs="Nunito" w:eastAsia="Nunito" w:hAnsi="Nunito"/>
+          <w:rFonts w:ascii="Candara" w:cs="Candara" w:eastAsia="Candara" w:hAnsi="Candara"/>
           <w:sz w:val="23"/>
           <w:szCs w:val="23"/>
         </w:rPr>
       </w:pPr>
       <w:r>
         <w:rPr>
-          <w:rFonts w:ascii="Nunito" w:cs="Nunito" w:eastAsia="Nunito" w:hAnsi="Nunito"/>
+          <w:rFonts w:ascii="Candara" w:cs="Candara" w:eastAsia="Candara" w:hAnsi="Candara"/>
           <w:b w:val="1"/>
           <w:bCs w:val="1"/>
           <w:color w:val="0d8a52"/>
@@ -37,17 +37,17 @@
         <w:spacing w:after="60" w:before="40" w:lineRule="auto"/>
         <w:jc w:val="center"/>
         <w:rPr>
-          <w:rFonts w:ascii="Nunito" w:cs="Nunito" w:eastAsia="Nunito" w:hAnsi="Nunito"/>
+          <w:rFonts w:ascii="Candara" w:cs="Candara" w:eastAsia="Candara" w:hAnsi="Candara"/>
           <w:sz w:val="20"/>
           <w:szCs w:val="20"/>
         </w:rPr>
       </w:pPr>
       <w:r>
         <w:rPr>
-          <w:rFonts w:ascii="Nunito" w:cs="Nunito" w:eastAsia="Nunito" w:hAnsi="Nunito"/>
+          <w:rFonts w:ascii="Candara" w:cs="Candara" w:eastAsia="Candara" w:hAnsi="Candara"/>
           <w:color w:val="1f5faf"/>
-          <w:sz w:val="34"/>
-          <w:szCs w:val="34"/>
+          <w:sz w:val="36"/>
+          <w:szCs w:val="36"/>
           <w:rtl w:val="0"/>
         </w:rPr>
         <w:t xml:space="preserve">GINUTECH</w:t>
@@ -66,7 +66,7 @@
         <w:ind w:left="4" w:firstLine="0"/>
         <w:jc w:val="center"/>
         <w:rPr>
-          <w:rFonts w:ascii="Nunito" w:cs="Nunito" w:eastAsia="Nunito" w:hAnsi="Nunito"/>
+          <w:rFonts w:ascii="Candara" w:cs="Candara" w:eastAsia="Candara" w:hAnsi="Candara"/>
           <w:b w:val="0"/>
           <w:bCs w:val="0"/>
           <w:sz w:val="56"/>
@@ -76,7 +76,7 @@
       </w:pPr>
       <w:r>
         <w:rPr>
-          <w:rFonts w:ascii="Nunito" w:cs="Nunito" w:eastAsia="Nunito" w:hAnsi="Nunito"/>
+          <w:rFonts w:ascii="Candara" w:cs="Candara" w:eastAsia="Candara" w:hAnsi="Candara"/>
           <w:color w:val="1f5faf"/>
           <w:sz w:val="56"/>
           <w:szCs w:val="56"/>
@@ -97,14 +97,14 @@
         <w:spacing w:after="260" w:lineRule="auto"/>
         <w:jc w:val="center"/>
         <w:rPr>
-          <w:rFonts w:ascii="Nunito" w:cs="Nunito" w:eastAsia="Nunito" w:hAnsi="Nunito"/>
+          <w:rFonts w:ascii="Candara" w:cs="Candara" w:eastAsia="Candara" w:hAnsi="Candara"/>
           <w:sz w:val="23"/>
           <w:szCs w:val="23"/>
         </w:rPr>
       </w:pPr>
       <w:r>
         <w:rPr>
-          <w:rFonts w:ascii="Nunito" w:cs="Nunito" w:eastAsia="Nunito" w:hAnsi="Nunito"/>
+          <w:rFonts w:ascii="Candara" w:cs="Candara" w:eastAsia="Candara" w:hAnsi="Candara"/>
           <w:b w:val="1"/>
           <w:bCs w:val="1"/>
           <w:color w:val="0d8a52"/>
@@ -165,14 +165,14 @@
               <w:ind w:left="50" w:firstLine="0"/>
               <w:jc w:val="center"/>
               <w:rPr>
-                <w:rFonts w:ascii="Nunito" w:cs="Nunito" w:eastAsia="Nunito" w:hAnsi="Nunito"/>
+                <w:rFonts w:ascii="Candara" w:cs="Candara" w:eastAsia="Candara" w:hAnsi="Candara"/>
                 <w:sz w:val="23"/>
                 <w:szCs w:val="23"/>
               </w:rPr>
             </w:pPr>
             <w:r>
               <w:rPr>
-                <w:rFonts w:ascii="Nunito" w:cs="Nunito" w:eastAsia="Nunito" w:hAnsi="Nunito"/>
+                <w:rFonts w:ascii="Candara" w:cs="Candara" w:eastAsia="Candara" w:hAnsi="Candara"/>
                 <w:b w:val="1"/>
                 <w:bCs w:val="1"/>
                 <w:color w:val="ffffff"/>
@@ -205,14 +205,14 @@
               <w:spacing w:after="200" w:line="218" w:lineRule="auto"/>
               <w:ind w:left="50" w:firstLine="0"/>
               <w:rPr>
-                <w:rFonts w:ascii="Nunito" w:cs="Nunito" w:eastAsia="Nunito" w:hAnsi="Nunito"/>
+                <w:rFonts w:ascii="Candara" w:cs="Candara" w:eastAsia="Candara" w:hAnsi="Candara"/>
                 <w:sz w:val="23"/>
                 <w:szCs w:val="23"/>
               </w:rPr>
             </w:pPr>
             <w:r>
               <w:rPr>
-                <w:rFonts w:ascii="Nunito" w:cs="Nunito" w:eastAsia="Nunito" w:hAnsi="Nunito"/>
+                <w:rFonts w:ascii="Candara" w:cs="Candara" w:eastAsia="Candara" w:hAnsi="Candara"/>
                 <w:b w:val="1"/>
                 <w:bCs w:val="1"/>
                 <w:color w:val="1f5faf"/>
@@ -237,14 +237,14 @@
               <w:spacing w:after="200" w:line="218" w:lineRule="auto"/>
               <w:ind w:left="50" w:firstLine="0"/>
               <w:rPr>
-                <w:rFonts w:ascii="Nunito" w:cs="Nunito" w:eastAsia="Nunito" w:hAnsi="Nunito"/>
+                <w:rFonts w:ascii="Candara" w:cs="Candara" w:eastAsia="Candara" w:hAnsi="Candara"/>
                 <w:sz w:val="23"/>
                 <w:szCs w:val="23"/>
               </w:rPr>
             </w:pPr>
             <w:r>
               <w:rPr>
-                <w:rFonts w:ascii="Nunito" w:cs="Nunito" w:eastAsia="Nunito" w:hAnsi="Nunito"/>
+                <w:rFonts w:ascii="Candara" w:cs="Candara" w:eastAsia="Candara" w:hAnsi="Candara"/>
                 <w:sz w:val="23"/>
                 <w:szCs w:val="23"/>
                 <w:rtl w:val="0"/>
@@ -269,14 +269,14 @@
               <w:spacing w:after="200" w:line="218" w:lineRule="auto"/>
               <w:ind w:left="50" w:firstLine="0"/>
               <w:rPr>
-                <w:rFonts w:ascii="Nunito" w:cs="Nunito" w:eastAsia="Nunito" w:hAnsi="Nunito"/>
+                <w:rFonts w:ascii="Candara" w:cs="Candara" w:eastAsia="Candara" w:hAnsi="Candara"/>
                 <w:sz w:val="23"/>
                 <w:szCs w:val="23"/>
               </w:rPr>
             </w:pPr>
             <w:r>
               <w:rPr>
-                <w:rFonts w:ascii="Nunito" w:cs="Nunito" w:eastAsia="Nunito" w:hAnsi="Nunito"/>
+                <w:rFonts w:ascii="Candara" w:cs="Candara" w:eastAsia="Candara" w:hAnsi="Candara"/>
                 <w:b w:val="1"/>
                 <w:bCs w:val="1"/>
                 <w:color w:val="1f5faf"/>
@@ -301,7 +301,7 @@
               <w:spacing w:after="200" w:line="218" w:lineRule="auto"/>
               <w:ind w:left="50" w:firstLine="0"/>
               <w:rPr>
-                <w:rFonts w:ascii="Nunito" w:cs="Nunito" w:eastAsia="Nunito" w:hAnsi="Nunito"/>
+                <w:rFonts w:ascii="Candara" w:cs="Candara" w:eastAsia="Candara" w:hAnsi="Candara"/>
                 <w:b w:val="1"/>
                 <w:bCs w:val="1"/>
                 <w:sz w:val="23"/>
@@ -310,7 +310,7 @@
             </w:pPr>
             <w:r>
               <w:rPr>
-                <w:rFonts w:ascii="Nunito" w:cs="Nunito" w:eastAsia="Nunito" w:hAnsi="Nunito"/>
+                <w:rFonts w:ascii="Candara" w:cs="Candara" w:eastAsia="Candara" w:hAnsi="Candara"/>
                 <w:b w:val="1"/>
                 <w:bCs w:val="1"/>
                 <w:sz w:val="23"/>
@@ -337,14 +337,14 @@
               <w:spacing w:after="200" w:line="218" w:lineRule="auto"/>
               <w:ind w:left="50" w:firstLine="0"/>
               <w:rPr>
-                <w:rFonts w:ascii="Nunito" w:cs="Nunito" w:eastAsia="Nunito" w:hAnsi="Nunito"/>
+                <w:rFonts w:ascii="Candara" w:cs="Candara" w:eastAsia="Candara" w:hAnsi="Candara"/>
                 <w:sz w:val="23"/>
                 <w:szCs w:val="23"/>
               </w:rPr>
             </w:pPr>
             <w:r>
               <w:rPr>
-                <w:rFonts w:ascii="Nunito" w:cs="Nunito" w:eastAsia="Nunito" w:hAnsi="Nunito"/>
+                <w:rFonts w:ascii="Candara" w:cs="Candara" w:eastAsia="Candara" w:hAnsi="Candara"/>
                 <w:b w:val="1"/>
                 <w:bCs w:val="1"/>
                 <w:color w:val="1f5faf"/>
@@ -369,14 +369,14 @@
               <w:spacing w:after="200" w:line="218" w:lineRule="auto"/>
               <w:ind w:left="50" w:firstLine="0"/>
               <w:rPr>
-                <w:rFonts w:ascii="Nunito" w:cs="Nunito" w:eastAsia="Nunito" w:hAnsi="Nunito"/>
+                <w:rFonts w:ascii="Candara" w:cs="Candara" w:eastAsia="Candara" w:hAnsi="Candara"/>
                 <w:sz w:val="23"/>
                 <w:szCs w:val="23"/>
               </w:rPr>
             </w:pPr>
             <w:r>
               <w:rPr>
-                <w:rFonts w:ascii="Nunito" w:cs="Nunito" w:eastAsia="Nunito" w:hAnsi="Nunito"/>
+                <w:rFonts w:ascii="Candara" w:cs="Candara" w:eastAsia="Candara" w:hAnsi="Candara"/>
                 <w:sz w:val="23"/>
                 <w:szCs w:val="23"/>
                 <w:rtl w:val="0"/>
@@ -401,14 +401,14 @@
               <w:spacing w:after="200" w:line="218" w:lineRule="auto"/>
               <w:ind w:left="50" w:firstLine="0"/>
               <w:rPr>
-                <w:rFonts w:ascii="Nunito" w:cs="Nunito" w:eastAsia="Nunito" w:hAnsi="Nunito"/>
+                <w:rFonts w:ascii="Candara" w:cs="Candara" w:eastAsia="Candara" w:hAnsi="Candara"/>
                 <w:sz w:val="23"/>
                 <w:szCs w:val="23"/>
               </w:rPr>
             </w:pPr>
             <w:r>
               <w:rPr>
-                <w:rFonts w:ascii="Nunito" w:cs="Nunito" w:eastAsia="Nunito" w:hAnsi="Nunito"/>
+                <w:rFonts w:ascii="Candara" w:cs="Candara" w:eastAsia="Candara" w:hAnsi="Candara"/>
                 <w:b w:val="1"/>
                 <w:bCs w:val="1"/>
                 <w:color w:val="1f5faf"/>
@@ -433,14 +433,14 @@
               <w:spacing w:after="200" w:line="218" w:lineRule="auto"/>
               <w:ind w:left="50" w:firstLine="0"/>
               <w:rPr>
-                <w:rFonts w:ascii="Nunito" w:cs="Nunito" w:eastAsia="Nunito" w:hAnsi="Nunito"/>
+                <w:rFonts w:ascii="Candara" w:cs="Candara" w:eastAsia="Candara" w:hAnsi="Candara"/>
                 <w:sz w:val="23"/>
                 <w:szCs w:val="23"/>
               </w:rPr>
             </w:pPr>
             <w:r>
               <w:rPr>
-                <w:rFonts w:ascii="Nunito" w:cs="Nunito" w:eastAsia="Nunito" w:hAnsi="Nunito"/>
+                <w:rFonts w:ascii="Candara" w:cs="Candara" w:eastAsia="Candara" w:hAnsi="Candara"/>
                 <w:sz w:val="23"/>
                 <w:szCs w:val="23"/>
                 <w:rtl w:val="0"/>
@@ -465,14 +465,14 @@
               <w:spacing w:after="200" w:line="218" w:lineRule="auto"/>
               <w:ind w:left="50" w:firstLine="0"/>
               <w:rPr>
-                <w:rFonts w:ascii="Nunito" w:cs="Nunito" w:eastAsia="Nunito" w:hAnsi="Nunito"/>
+                <w:rFonts w:ascii="Candara" w:cs="Candara" w:eastAsia="Candara" w:hAnsi="Candara"/>
                 <w:sz w:val="23"/>
                 <w:szCs w:val="23"/>
               </w:rPr>
             </w:pPr>
             <w:r>
               <w:rPr>
-                <w:rFonts w:ascii="Nunito" w:cs="Nunito" w:eastAsia="Nunito" w:hAnsi="Nunito"/>
+                <w:rFonts w:ascii="Candara" w:cs="Candara" w:eastAsia="Candara" w:hAnsi="Candara"/>
                 <w:b w:val="1"/>
                 <w:bCs w:val="1"/>
                 <w:color w:val="1f5faf"/>
@@ -497,14 +497,14 @@
               <w:spacing w:after="200" w:line="218" w:lineRule="auto"/>
               <w:ind w:left="50" w:firstLine="0"/>
               <w:rPr>
-                <w:rFonts w:ascii="Nunito" w:cs="Nunito" w:eastAsia="Nunito" w:hAnsi="Nunito"/>
+                <w:rFonts w:ascii="Candara" w:cs="Candara" w:eastAsia="Candara" w:hAnsi="Candara"/>
                 <w:sz w:val="23"/>
                 <w:szCs w:val="23"/>
               </w:rPr>
             </w:pPr>
             <w:r>
               <w:rPr>
-                <w:rFonts w:ascii="Nunito" w:cs="Nunito" w:eastAsia="Nunito" w:hAnsi="Nunito"/>
+                <w:rFonts w:ascii="Candara" w:cs="Candara" w:eastAsia="Candara" w:hAnsi="Candara"/>
                 <w:sz w:val="23"/>
                 <w:szCs w:val="23"/>
                 <w:rtl w:val="0"/>
@@ -520,7 +520,7 @@
         <w:widowControl w:val="1"/>
         <w:spacing w:before="250" w:lineRule="auto"/>
         <w:rPr>
-          <w:rFonts w:ascii="Nunito" w:cs="Nunito" w:eastAsia="Nunito" w:hAnsi="Nunito"/>
+          <w:rFonts w:ascii="Candara" w:cs="Candara" w:eastAsia="Candara" w:hAnsi="Candara"/>
           <w:sz w:val="20"/>
           <w:szCs w:val="20"/>
         </w:rPr>
@@ -572,14 +572,14 @@
               <w:ind w:left="50" w:firstLine="0"/>
               <w:jc w:val="center"/>
               <w:rPr>
-                <w:rFonts w:ascii="Nunito" w:cs="Nunito" w:eastAsia="Nunito" w:hAnsi="Nunito"/>
+                <w:rFonts w:ascii="Candara" w:cs="Candara" w:eastAsia="Candara" w:hAnsi="Candara"/>
                 <w:sz w:val="23"/>
                 <w:szCs w:val="23"/>
               </w:rPr>
             </w:pPr>
             <w:r>
               <w:rPr>
-                <w:rFonts w:ascii="Nunito" w:cs="Nunito" w:eastAsia="Nunito" w:hAnsi="Nunito"/>
+                <w:rFonts w:ascii="Candara" w:cs="Candara" w:eastAsia="Candara" w:hAnsi="Candara"/>
                 <w:b w:val="1"/>
                 <w:bCs w:val="1"/>
                 <w:color w:val="ffffff"/>
@@ -587,7 +587,7 @@
                 <w:szCs w:val="23"/>
                 <w:rtl w:val="0"/>
               </w:rPr>
-              <w:t xml:space="preserve">Document contractuel - usage interne et client</w:t>
+              <w:t xml:space="preserve">Document contractuel — Usage interne et client</w:t>
             </w:r>
             <w:r>
               <w:rPr>
@@ -602,7 +602,7 @@
       <w:pPr>
         <w:widowControl w:val="1"/>
         <w:rPr>
-          <w:rFonts w:ascii="Nunito" w:cs="Nunito" w:eastAsia="Nunito" w:hAnsi="Nunito"/>
+          <w:rFonts w:ascii="Candara" w:cs="Candara" w:eastAsia="Candara" w:hAnsi="Candara"/>
           <w:sz w:val="22.079999923706055"/>
           <w:szCs w:val="22.079999923706055"/>
         </w:rPr>
@@ -621,14 +621,14 @@
         <w:ind w:left="-141.73228346456688" w:right="287.0078740157493" w:firstLine="0"/>
         <w:jc w:val="both"/>
         <w:rPr>
-          <w:rFonts w:ascii="Nunito" w:cs="Nunito" w:eastAsia="Nunito" w:hAnsi="Nunito"/>
-          <w:sz w:val="22.079999923706055"/>
-          <w:szCs w:val="22.079999923706055"/>
-        </w:rPr>
-      </w:pPr>
-      <w:r>
-        <w:rPr>
-          <w:rFonts w:ascii="Nunito" w:cs="Nunito" w:eastAsia="Nunito" w:hAnsi="Nunito"/>
+          <w:rFonts w:ascii="Candara" w:cs="Candara" w:eastAsia="Candara" w:hAnsi="Candara"/>
+          <w:sz w:val="22.079999923706055"/>
+          <w:szCs w:val="22.079999923706055"/>
+        </w:rPr>
+      </w:pPr>
+      <w:r>
+        <w:rPr>
+          <w:rFonts w:ascii="Candara" w:cs="Candara" w:eastAsia="Candara" w:hAnsi="Candara"/>
           <w:sz w:val="22.079999923706055"/>
           <w:szCs w:val="22.079999923706055"/>
           <w:rtl w:val="0"/>
@@ -647,14 +647,14 @@
         <w:ind w:left="-141.73228346456688" w:right="287.0078740157493" w:firstLine="0"/>
         <w:jc w:val="both"/>
         <w:rPr>
-          <w:rFonts w:ascii="Nunito" w:cs="Nunito" w:eastAsia="Nunito" w:hAnsi="Nunito"/>
-          <w:sz w:val="22.079999923706055"/>
-          <w:szCs w:val="22.079999923706055"/>
-        </w:rPr>
-      </w:pPr>
-      <w:r>
-        <w:rPr>
-          <w:rFonts w:ascii="Nunito" w:cs="Nunito" w:eastAsia="Nunito" w:hAnsi="Nunito"/>
+          <w:rFonts w:ascii="Candara" w:cs="Candara" w:eastAsia="Candara" w:hAnsi="Candara"/>
+          <w:sz w:val="22.079999923706055"/>
+          <w:szCs w:val="22.079999923706055"/>
+        </w:rPr>
+      </w:pPr>
+      <w:r>
+        <w:rPr>
+          <w:rFonts w:ascii="Candara" w:cs="Candara" w:eastAsia="Candara" w:hAnsi="Candara"/>
           <w:sz w:val="22.079999923706055"/>
           <w:szCs w:val="22.079999923706055"/>
           <w:rtl w:val="0"/>
@@ -663,7 +663,7 @@
       </w:r>
       <w:r>
         <w:rPr>
-          <w:rFonts w:ascii="Nunito" w:cs="Nunito" w:eastAsia="Nunito" w:hAnsi="Nunito"/>
+          <w:rFonts w:ascii="Candara" w:cs="Candara" w:eastAsia="Candara" w:hAnsi="Candara"/>
           <w:sz w:val="22.079999923706055"/>
           <w:szCs w:val="22.079999923706055"/>
           <w:rtl w:val="0"/>
@@ -672,7 +672,7 @@
       </w:r>
       <w:r>
         <w:rPr>
-          <w:rFonts w:ascii="Nunito" w:cs="Nunito" w:eastAsia="Nunito" w:hAnsi="Nunito"/>
+          <w:rFonts w:ascii="Candara" w:cs="Candara" w:eastAsia="Candara" w:hAnsi="Candara"/>
           <w:sz w:val="22.079999923706055"/>
           <w:szCs w:val="22.079999923706055"/>
           <w:rtl w:val="0"/>
@@ -681,7 +681,7 @@
       </w:r>
       <w:r>
         <w:rPr>
-          <w:rFonts w:ascii="Nunito" w:cs="Nunito" w:eastAsia="Nunito" w:hAnsi="Nunito"/>
+          <w:rFonts w:ascii="Candara" w:cs="Candara" w:eastAsia="Candara" w:hAnsi="Candara"/>
           <w:color w:val="0000ff"/>
           <w:sz w:val="22.079999923706055"/>
           <w:szCs w:val="22.079999923706055"/>
@@ -692,7 +692,7 @@
       </w:r>
       <w:r>
         <w:rPr>
-          <w:rFonts w:ascii="Nunito" w:cs="Nunito" w:eastAsia="Nunito" w:hAnsi="Nunito"/>
+          <w:rFonts w:ascii="Candara" w:cs="Candara" w:eastAsia="Candara" w:hAnsi="Candara"/>
           <w:sz w:val="22.079999923706055"/>
           <w:szCs w:val="22.079999923706055"/>
           <w:rtl w:val="0"/>
@@ -706,14 +706,14 @@
         <w:ind w:left="-141.73228346456688" w:right="287.0078740157493" w:firstLine="0"/>
         <w:jc w:val="both"/>
         <w:rPr>
-          <w:rFonts w:ascii="Nunito" w:cs="Nunito" w:eastAsia="Nunito" w:hAnsi="Nunito"/>
-          <w:sz w:val="22.079999923706055"/>
-          <w:szCs w:val="22.079999923706055"/>
-        </w:rPr>
-      </w:pPr>
-      <w:r>
-        <w:rPr>
-          <w:rFonts w:ascii="Nunito" w:cs="Nunito" w:eastAsia="Nunito" w:hAnsi="Nunito"/>
+          <w:rFonts w:ascii="Candara" w:cs="Candara" w:eastAsia="Candara" w:hAnsi="Candara"/>
+          <w:sz w:val="22.079999923706055"/>
+          <w:szCs w:val="22.079999923706055"/>
+        </w:rPr>
+      </w:pPr>
+      <w:r>
+        <w:rPr>
+          <w:rFonts w:ascii="Candara" w:cs="Candara" w:eastAsia="Candara" w:hAnsi="Candara"/>
           <w:sz w:val="22.079999923706055"/>
           <w:szCs w:val="22.079999923706055"/>
           <w:rtl w:val="0"/>
@@ -722,7 +722,7 @@
       </w:r>
       <w:r>
         <w:rPr>
-          <w:rFonts w:ascii="Nunito" w:cs="Nunito" w:eastAsia="Nunito" w:hAnsi="Nunito"/>
+          <w:rFonts w:ascii="Candara" w:cs="Candara" w:eastAsia="Candara" w:hAnsi="Candara"/>
           <w:sz w:val="22.079999923706055"/>
           <w:szCs w:val="22.079999923706055"/>
           <w:rtl w:val="0"/>
@@ -731,7 +731,7 @@
       </w:r>
       <w:r>
         <w:rPr>
-          <w:rFonts w:ascii="Nunito" w:cs="Nunito" w:eastAsia="Nunito" w:hAnsi="Nunito"/>
+          <w:rFonts w:ascii="Candara" w:cs="Candara" w:eastAsia="Candara" w:hAnsi="Candara"/>
           <w:sz w:val="22.079999923706055"/>
           <w:szCs w:val="22.079999923706055"/>
           <w:rtl w:val="0"/>
@@ -745,14 +745,14 @@
         <w:ind w:left="-141.73228346456688" w:right="287.0078740157493" w:firstLine="0"/>
         <w:jc w:val="both"/>
         <w:rPr>
-          <w:rFonts w:ascii="Nunito" w:cs="Nunito" w:eastAsia="Nunito" w:hAnsi="Nunito"/>
-          <w:sz w:val="22.079999923706055"/>
-          <w:szCs w:val="22.079999923706055"/>
-        </w:rPr>
-      </w:pPr>
-      <w:r>
-        <w:rPr>
-          <w:rFonts w:ascii="Nunito" w:cs="Nunito" w:eastAsia="Nunito" w:hAnsi="Nunito"/>
+          <w:rFonts w:ascii="Candara" w:cs="Candara" w:eastAsia="Candara" w:hAnsi="Candara"/>
+          <w:sz w:val="22.079999923706055"/>
+          <w:szCs w:val="22.079999923706055"/>
+        </w:rPr>
+      </w:pPr>
+      <w:r>
+        <w:rPr>
+          <w:rFonts w:ascii="Candara" w:cs="Candara" w:eastAsia="Candara" w:hAnsi="Candara"/>
           <w:sz w:val="22.079999923706055"/>
           <w:szCs w:val="22.079999923706055"/>
           <w:rtl w:val="0"/>
@@ -766,14 +766,14 @@
         <w:ind w:left="-141.73228346456688" w:right="287.0078740157493" w:firstLine="0"/>
         <w:jc w:val="both"/>
         <w:rPr>
-          <w:rFonts w:ascii="Nunito" w:cs="Nunito" w:eastAsia="Nunito" w:hAnsi="Nunito"/>
-          <w:sz w:val="22.079999923706055"/>
-          <w:szCs w:val="22.079999923706055"/>
-        </w:rPr>
-      </w:pPr>
-      <w:r>
-        <w:rPr>
-          <w:rFonts w:ascii="Nunito" w:cs="Nunito" w:eastAsia="Nunito" w:hAnsi="Nunito"/>
+          <w:rFonts w:ascii="Candara" w:cs="Candara" w:eastAsia="Candara" w:hAnsi="Candara"/>
+          <w:sz w:val="22.079999923706055"/>
+          <w:szCs w:val="22.079999923706055"/>
+        </w:rPr>
+      </w:pPr>
+      <w:r>
+        <w:rPr>
+          <w:rFonts w:ascii="Candara" w:cs="Candara" w:eastAsia="Candara" w:hAnsi="Candara"/>
           <w:sz w:val="22.079999923706055"/>
           <w:szCs w:val="22.079999923706055"/>
           <w:rtl w:val="0"/>
@@ -782,7 +782,7 @@
       </w:r>
       <w:r>
         <w:rPr>
-          <w:rFonts w:ascii="Nunito" w:cs="Nunito" w:eastAsia="Nunito" w:hAnsi="Nunito"/>
+          <w:rFonts w:ascii="Candara" w:cs="Candara" w:eastAsia="Candara" w:hAnsi="Candara"/>
           <w:sz w:val="22.079999923706055"/>
           <w:szCs w:val="22.079999923706055"/>
           <w:rtl w:val="0"/>
@@ -791,7 +791,7 @@
       </w:r>
       <w:r>
         <w:rPr>
-          <w:rFonts w:ascii="Nunito" w:cs="Nunito" w:eastAsia="Nunito" w:hAnsi="Nunito"/>
+          <w:rFonts w:ascii="Candara" w:cs="Candara" w:eastAsia="Candara" w:hAnsi="Candara"/>
           <w:sz w:val="22.079999923706055"/>
           <w:szCs w:val="22.079999923706055"/>
           <w:rtl w:val="0"/>
@@ -805,14 +805,14 @@
         <w:ind w:left="-141.73228346456688" w:right="287.0078740157493" w:firstLine="0"/>
         <w:jc w:val="both"/>
         <w:rPr>
-          <w:rFonts w:ascii="Nunito" w:cs="Nunito" w:eastAsia="Nunito" w:hAnsi="Nunito"/>
-          <w:sz w:val="22.079999923706055"/>
-          <w:szCs w:val="22.079999923706055"/>
-        </w:rPr>
-      </w:pPr>
-      <w:r>
-        <w:rPr>
-          <w:rFonts w:ascii="Nunito" w:cs="Nunito" w:eastAsia="Nunito" w:hAnsi="Nunito"/>
+          <w:rFonts w:ascii="Candara" w:cs="Candara" w:eastAsia="Candara" w:hAnsi="Candara"/>
+          <w:sz w:val="22.079999923706055"/>
+          <w:szCs w:val="22.079999923706055"/>
+        </w:rPr>
+      </w:pPr>
+      <w:r>
+        <w:rPr>
+          <w:rFonts w:ascii="Candara" w:cs="Candara" w:eastAsia="Candara" w:hAnsi="Candara"/>
           <w:sz w:val="22.079999923706055"/>
           <w:szCs w:val="22.079999923706055"/>
           <w:rtl w:val="0"/>
@@ -821,7 +821,7 @@
       </w:r>
       <w:r>
         <w:rPr>
-          <w:rFonts w:ascii="Nunito" w:cs="Nunito" w:eastAsia="Nunito" w:hAnsi="Nunito"/>
+          <w:rFonts w:ascii="Candara" w:cs="Candara" w:eastAsia="Candara" w:hAnsi="Candara"/>
           <w:sz w:val="22.079999923706055"/>
           <w:szCs w:val="22.079999923706055"/>
           <w:rtl w:val="0"/>
@@ -830,7 +830,7 @@
       </w:r>
       <w:r>
         <w:rPr>
-          <w:rFonts w:ascii="Nunito" w:cs="Nunito" w:eastAsia="Nunito" w:hAnsi="Nunito"/>
+          <w:rFonts w:ascii="Candara" w:cs="Candara" w:eastAsia="Candara" w:hAnsi="Candara"/>
           <w:sz w:val="22.079999923706055"/>
           <w:szCs w:val="22.079999923706055"/>
           <w:rtl w:val="0"/>
@@ -844,14 +844,14 @@
         <w:ind w:left="-141.73228346456688" w:right="287.0078740157493" w:firstLine="0"/>
         <w:jc w:val="both"/>
         <w:rPr>
-          <w:rFonts w:ascii="Nunito" w:cs="Nunito" w:eastAsia="Nunito" w:hAnsi="Nunito"/>
-          <w:sz w:val="22.079999923706055"/>
-          <w:szCs w:val="22.079999923706055"/>
-        </w:rPr>
-      </w:pPr>
-      <w:r>
-        <w:rPr>
-          <w:rFonts w:ascii="Nunito" w:cs="Nunito" w:eastAsia="Nunito" w:hAnsi="Nunito"/>
+          <w:rFonts w:ascii="Candara" w:cs="Candara" w:eastAsia="Candara" w:hAnsi="Candara"/>
+          <w:sz w:val="22.079999923706055"/>
+          <w:szCs w:val="22.079999923706055"/>
+        </w:rPr>
+      </w:pPr>
+      <w:r>
+        <w:rPr>
+          <w:rFonts w:ascii="Candara" w:cs="Candara" w:eastAsia="Candara" w:hAnsi="Candara"/>
           <w:sz w:val="22.079999923706055"/>
           <w:szCs w:val="22.079999923706055"/>
           <w:rtl w:val="0"/>
@@ -870,14 +870,14 @@
         <w:ind w:left="-141.73228346456688" w:right="287.0078740157493" w:firstLine="0"/>
         <w:jc w:val="both"/>
         <w:rPr>
-          <w:rFonts w:ascii="Nunito" w:cs="Nunito" w:eastAsia="Nunito" w:hAnsi="Nunito"/>
-          <w:sz w:val="22.079999923706055"/>
-          <w:szCs w:val="22.079999923706055"/>
-        </w:rPr>
-      </w:pPr>
-      <w:r>
-        <w:rPr>
-          <w:rFonts w:ascii="Nunito" w:cs="Nunito" w:eastAsia="Nunito" w:hAnsi="Nunito"/>
+          <w:rFonts w:ascii="Candara" w:cs="Candara" w:eastAsia="Candara" w:hAnsi="Candara"/>
+          <w:sz w:val="22.079999923706055"/>
+          <w:szCs w:val="22.079999923706055"/>
+        </w:rPr>
+      </w:pPr>
+      <w:r>
+        <w:rPr>
+          <w:rFonts w:ascii="Candara" w:cs="Candara" w:eastAsia="Candara" w:hAnsi="Candara"/>
           <w:sz w:val="22.079999923706055"/>
           <w:szCs w:val="22.079999923706055"/>
           <w:rtl w:val="0"/>
@@ -886,7 +886,7 @@
       </w:r>
       <w:r>
         <w:rPr>
-          <w:rFonts w:ascii="Nunito" w:cs="Nunito" w:eastAsia="Nunito" w:hAnsi="Nunito"/>
+          <w:rFonts w:ascii="Candara" w:cs="Candara" w:eastAsia="Candara" w:hAnsi="Candara"/>
           <w:sz w:val="22.079999923706055"/>
           <w:szCs w:val="22.079999923706055"/>
           <w:rtl w:val="0"/>
@@ -895,7 +895,7 @@
       </w:r>
       <w:r>
         <w:rPr>
-          <w:rFonts w:ascii="Nunito" w:cs="Nunito" w:eastAsia="Nunito" w:hAnsi="Nunito"/>
+          <w:rFonts w:ascii="Candara" w:cs="Candara" w:eastAsia="Candara" w:hAnsi="Candara"/>
           <w:sz w:val="22.079999923706055"/>
           <w:szCs w:val="22.079999923706055"/>
           <w:rtl w:val="0"/>
@@ -909,14 +909,14 @@
         <w:ind w:left="-141.73228346456688" w:right="287.0078740157493" w:firstLine="0"/>
         <w:jc w:val="both"/>
         <w:rPr>
-          <w:rFonts w:ascii="Nunito" w:cs="Nunito" w:eastAsia="Nunito" w:hAnsi="Nunito"/>
-          <w:sz w:val="22.079999923706055"/>
-          <w:szCs w:val="22.079999923706055"/>
-        </w:rPr>
-      </w:pPr>
-      <w:r>
-        <w:rPr>
-          <w:rFonts w:ascii="Nunito" w:cs="Nunito" w:eastAsia="Nunito" w:hAnsi="Nunito"/>
+          <w:rFonts w:ascii="Candara" w:cs="Candara" w:eastAsia="Candara" w:hAnsi="Candara"/>
+          <w:sz w:val="22.079999923706055"/>
+          <w:szCs w:val="22.079999923706055"/>
+        </w:rPr>
+      </w:pPr>
+      <w:r>
+        <w:rPr>
+          <w:rFonts w:ascii="Candara" w:cs="Candara" w:eastAsia="Candara" w:hAnsi="Candara"/>
           <w:sz w:val="22.079999923706055"/>
           <w:szCs w:val="22.079999923706055"/>
           <w:rtl w:val="0"/>
@@ -930,14 +930,14 @@
         <w:ind w:left="-141.73228346456688" w:right="287.0078740157493" w:firstLine="0"/>
         <w:jc w:val="both"/>
         <w:rPr>
-          <w:rFonts w:ascii="Nunito" w:cs="Nunito" w:eastAsia="Nunito" w:hAnsi="Nunito"/>
-          <w:sz w:val="22.079999923706055"/>
-          <w:szCs w:val="22.079999923706055"/>
-        </w:rPr>
-      </w:pPr>
-      <w:r>
-        <w:rPr>
-          <w:rFonts w:ascii="Nunito" w:cs="Nunito" w:eastAsia="Nunito" w:hAnsi="Nunito"/>
+          <w:rFonts w:ascii="Candara" w:cs="Candara" w:eastAsia="Candara" w:hAnsi="Candara"/>
+          <w:sz w:val="22.079999923706055"/>
+          <w:szCs w:val="22.079999923706055"/>
+        </w:rPr>
+      </w:pPr>
+      <w:r>
+        <w:rPr>
+          <w:rFonts w:ascii="Candara" w:cs="Candara" w:eastAsia="Candara" w:hAnsi="Candara"/>
           <w:sz w:val="22.079999923706055"/>
           <w:szCs w:val="22.079999923706055"/>
           <w:rtl w:val="0"/>
@@ -951,7 +951,7 @@
         <w:ind w:left="-141.73228346456688" w:right="287.0078740157493" w:firstLine="0"/>
         <w:jc w:val="both"/>
         <w:rPr>
-          <w:rFonts w:ascii="Nunito" w:cs="Nunito" w:eastAsia="Nunito" w:hAnsi="Nunito"/>
+          <w:rFonts w:ascii="Candara" w:cs="Candara" w:eastAsia="Candara" w:hAnsi="Candara"/>
           <w:sz w:val="22.079999923706055"/>
           <w:szCs w:val="22.079999923706055"/>
           <w:u w:val="single"/>
@@ -959,7 +959,7 @@
       </w:pPr>
       <w:r>
         <w:rPr>
-          <w:rFonts w:ascii="Nunito" w:cs="Nunito" w:eastAsia="Nunito" w:hAnsi="Nunito"/>
+          <w:rFonts w:ascii="Candara" w:cs="Candara" w:eastAsia="Candara" w:hAnsi="Candara"/>
           <w:sz w:val="22.079999923706055"/>
           <w:szCs w:val="22.079999923706055"/>
           <w:rtl w:val="0"/>
@@ -968,7 +968,7 @@
       </w:r>
       <w:r>
         <w:rPr>
-          <w:rFonts w:ascii="Nunito" w:cs="Nunito" w:eastAsia="Nunito" w:hAnsi="Nunito"/>
+          <w:rFonts w:ascii="Candara" w:cs="Candara" w:eastAsia="Candara" w:hAnsi="Candara"/>
           <w:sz w:val="22.079999923706055"/>
           <w:szCs w:val="22.079999923706055"/>
           <w:u w:val="single"/>
@@ -983,14 +983,14 @@
         <w:ind w:left="-141.73228346456688" w:right="287.0078740157493" w:firstLine="0"/>
         <w:jc w:val="both"/>
         <w:rPr>
-          <w:rFonts w:ascii="Nunito" w:cs="Nunito" w:eastAsia="Nunito" w:hAnsi="Nunito"/>
-          <w:sz w:val="22.079999923706055"/>
-          <w:szCs w:val="22.079999923706055"/>
-        </w:rPr>
-      </w:pPr>
-      <w:r>
-        <w:rPr>
-          <w:rFonts w:ascii="Nunito" w:cs="Nunito" w:eastAsia="Nunito" w:hAnsi="Nunito"/>
+          <w:rFonts w:ascii="Candara" w:cs="Candara" w:eastAsia="Candara" w:hAnsi="Candara"/>
+          <w:sz w:val="22.079999923706055"/>
+          <w:szCs w:val="22.079999923706055"/>
+        </w:rPr>
+      </w:pPr>
+      <w:r>
+        <w:rPr>
+          <w:rFonts w:ascii="Candara" w:cs="Candara" w:eastAsia="Candara" w:hAnsi="Candara"/>
           <w:sz w:val="22.079999923706055"/>
           <w:szCs w:val="22.079999923706055"/>
           <w:rtl w:val="0"/>
@@ -999,7 +999,7 @@
       </w:r>
       <w:r>
         <w:rPr>
-          <w:rFonts w:ascii="Nunito" w:cs="Nunito" w:eastAsia="Nunito" w:hAnsi="Nunito"/>
+          <w:rFonts w:ascii="Candara" w:cs="Candara" w:eastAsia="Candara" w:hAnsi="Candara"/>
           <w:sz w:val="22.079999923706055"/>
           <w:szCs w:val="22.079999923706055"/>
           <w:rtl w:val="0"/>
@@ -1008,7 +1008,7 @@
       </w:r>
       <w:r>
         <w:rPr>
-          <w:rFonts w:ascii="Nunito" w:cs="Nunito" w:eastAsia="Nunito" w:hAnsi="Nunito"/>
+          <w:rFonts w:ascii="Candara" w:cs="Candara" w:eastAsia="Candara" w:hAnsi="Candara"/>
           <w:sz w:val="22.079999923706055"/>
           <w:szCs w:val="22.079999923706055"/>
           <w:rtl w:val="0"/>
@@ -1022,7 +1022,7 @@
         <w:ind w:left="-141.73228346456688" w:right="287.0078740157493" w:firstLine="0"/>
         <w:jc w:val="both"/>
         <w:rPr>
-          <w:rFonts w:ascii="Nunito" w:cs="Nunito" w:eastAsia="Nunito" w:hAnsi="Nunito"/>
+          <w:rFonts w:ascii="Candara" w:cs="Candara" w:eastAsia="Candara" w:hAnsi="Candara"/>
           <w:sz w:val="19.920000076293945"/>
           <w:szCs w:val="19.920000076293945"/>
         </w:rPr>
@@ -1035,18 +1035,18 @@
         <w:sdtContent>
           <w:r>
             <w:rPr>
-              <w:rFonts w:ascii="Arial Unicode MS" w:cs="Arial Unicode MS" w:eastAsia="Arial Unicode MS" w:hAnsi="Arial Unicode MS"/>
+              <w:rFonts w:ascii="Candara" w:cs="Candara" w:eastAsia="Candara" w:hAnsi="Candara"/>
               <w:sz w:val="19.920000076293945"/>
               <w:szCs w:val="19.920000076293945"/>
               <w:rtl w:val="0"/>
             </w:rPr>
-            <w:t xml:space="preserve">● </w:t>
+            <w:t xml:space="preserve">• </w:t>
           </w:r>
         </w:sdtContent>
       </w:sdt>
       <w:r>
         <w:rPr>
-          <w:rFonts w:ascii="Nunito" w:cs="Nunito" w:eastAsia="Nunito" w:hAnsi="Nunito"/>
+          <w:rFonts w:ascii="Candara" w:cs="Candara" w:eastAsia="Candara" w:hAnsi="Candara"/>
           <w:sz w:val="19.920000076293945"/>
           <w:szCs w:val="19.920000076293945"/>
           <w:rtl w:val="0"/>
@@ -1055,7 +1055,7 @@
       </w:r>
       <w:r>
         <w:rPr>
-          <w:rFonts w:ascii="Nunito" w:cs="Nunito" w:eastAsia="Nunito" w:hAnsi="Nunito"/>
+          <w:rFonts w:ascii="Candara" w:cs="Candara" w:eastAsia="Candara" w:hAnsi="Candara"/>
           <w:sz w:val="19.920000076293945"/>
           <w:szCs w:val="19.920000076293945"/>
           <w:u w:val="single"/>
@@ -1065,7 +1065,7 @@
       </w:r>
       <w:r>
         <w:rPr>
-          <w:rFonts w:ascii="Nunito" w:cs="Nunito" w:eastAsia="Nunito" w:hAnsi="Nunito"/>
+          <w:rFonts w:ascii="Candara" w:cs="Candara" w:eastAsia="Candara" w:hAnsi="Candara"/>
           <w:sz w:val="19.920000076293945"/>
           <w:szCs w:val="19.920000076293945"/>
           <w:rtl w:val="0"/>
@@ -1079,7 +1079,7 @@
         <w:ind w:left="-141.73228346456688" w:right="287.0078740157493" w:firstLine="0"/>
         <w:jc w:val="both"/>
         <w:rPr>
-          <w:rFonts w:ascii="Nunito" w:cs="Nunito" w:eastAsia="Nunito" w:hAnsi="Nunito"/>
+          <w:rFonts w:ascii="Candara" w:cs="Candara" w:eastAsia="Candara" w:hAnsi="Candara"/>
           <w:sz w:val="19.920000076293945"/>
           <w:szCs w:val="19.920000076293945"/>
         </w:rPr>
@@ -1092,18 +1092,18 @@
         <w:sdtContent>
           <w:r>
             <w:rPr>
-              <w:rFonts w:ascii="Arial Unicode MS" w:cs="Arial Unicode MS" w:eastAsia="Arial Unicode MS" w:hAnsi="Arial Unicode MS"/>
+              <w:rFonts w:ascii="Candara" w:cs="Candara" w:eastAsia="Candara" w:hAnsi="Candara"/>
               <w:sz w:val="19.920000076293945"/>
               <w:szCs w:val="19.920000076293945"/>
               <w:rtl w:val="0"/>
             </w:rPr>
-            <w:t xml:space="preserve">● </w:t>
+            <w:t xml:space="preserve">• </w:t>
           </w:r>
         </w:sdtContent>
       </w:sdt>
       <w:r>
         <w:rPr>
-          <w:rFonts w:ascii="Nunito" w:cs="Nunito" w:eastAsia="Nunito" w:hAnsi="Nunito"/>
+          <w:rFonts w:ascii="Candara" w:cs="Candara" w:eastAsia="Candara" w:hAnsi="Candara"/>
           <w:sz w:val="19.920000076293945"/>
           <w:szCs w:val="19.920000076293945"/>
           <w:rtl w:val="0"/>
@@ -1112,7 +1112,7 @@
       </w:r>
       <w:r>
         <w:rPr>
-          <w:rFonts w:ascii="Nunito" w:cs="Nunito" w:eastAsia="Nunito" w:hAnsi="Nunito"/>
+          <w:rFonts w:ascii="Candara" w:cs="Candara" w:eastAsia="Candara" w:hAnsi="Candara"/>
           <w:sz w:val="19.920000076293945"/>
           <w:szCs w:val="19.920000076293945"/>
           <w:u w:val="single"/>
@@ -1122,7 +1122,7 @@
       </w:r>
       <w:r>
         <w:rPr>
-          <w:rFonts w:ascii="Nunito" w:cs="Nunito" w:eastAsia="Nunito" w:hAnsi="Nunito"/>
+          <w:rFonts w:ascii="Candara" w:cs="Candara" w:eastAsia="Candara" w:hAnsi="Candara"/>
           <w:sz w:val="19.920000076293945"/>
           <w:szCs w:val="19.920000076293945"/>
           <w:rtl w:val="0"/>
@@ -1136,14 +1136,14 @@
         <w:ind w:left="-141.73228346456688" w:right="287.0078740157493" w:firstLine="0"/>
         <w:jc w:val="both"/>
         <w:rPr>
-          <w:rFonts w:ascii="Nunito" w:cs="Nunito" w:eastAsia="Nunito" w:hAnsi="Nunito"/>
-          <w:sz w:val="22.079999923706055"/>
-          <w:szCs w:val="22.079999923706055"/>
-        </w:rPr>
-      </w:pPr>
-      <w:r>
-        <w:rPr>
-          <w:rFonts w:ascii="Nunito" w:cs="Nunito" w:eastAsia="Nunito" w:hAnsi="Nunito"/>
+          <w:rFonts w:ascii="Candara" w:cs="Candara" w:eastAsia="Candara" w:hAnsi="Candara"/>
+          <w:sz w:val="22.079999923706055"/>
+          <w:szCs w:val="22.079999923706055"/>
+        </w:rPr>
+      </w:pPr>
+      <w:r>
+        <w:rPr>
+          <w:rFonts w:ascii="Candara" w:cs="Candara" w:eastAsia="Candara" w:hAnsi="Candara"/>
           <w:sz w:val="22.079999923706055"/>
           <w:szCs w:val="22.079999923706055"/>
           <w:rtl w:val="0"/>
@@ -1157,7 +1157,7 @@
         <w:ind w:left="-141.73228346456688" w:right="287.0078740157493" w:firstLine="0"/>
         <w:jc w:val="both"/>
         <w:rPr>
-          <w:rFonts w:ascii="Nunito" w:cs="Nunito" w:eastAsia="Nunito" w:hAnsi="Nunito"/>
+          <w:rFonts w:ascii="Candara" w:cs="Candara" w:eastAsia="Candara" w:hAnsi="Candara"/>
           <w:sz w:val="22.079999923706055"/>
           <w:szCs w:val="22.079999923706055"/>
         </w:rPr>
@@ -1174,7 +1174,7 @@
         <w:ind w:left="-141.73228346456688" w:right="287.0078740157493" w:firstLine="0"/>
         <w:jc w:val="both"/>
         <w:rPr>
-          <w:rFonts w:ascii="Nunito" w:cs="Nunito" w:eastAsia="Nunito" w:hAnsi="Nunito"/>
+          <w:rFonts w:ascii="Candara" w:cs="Candara" w:eastAsia="Candara" w:hAnsi="Candara"/>
           <w:sz w:val="22.079999923706055"/>
           <w:szCs w:val="22.079999923706055"/>
           <w:u w:val="single"/>
@@ -1182,7 +1182,7 @@
       </w:pPr>
       <w:r>
         <w:rPr>
-          <w:rFonts w:ascii="Nunito" w:cs="Nunito" w:eastAsia="Nunito" w:hAnsi="Nunito"/>
+          <w:rFonts w:ascii="Candara" w:cs="Candara" w:eastAsia="Candara" w:hAnsi="Candara"/>
           <w:sz w:val="22.079999923706055"/>
           <w:szCs w:val="22.079999923706055"/>
           <w:rtl w:val="0"/>
@@ -1191,7 +1191,7 @@
       </w:r>
       <w:r>
         <w:rPr>
-          <w:rFonts w:ascii="Nunito" w:cs="Nunito" w:eastAsia="Nunito" w:hAnsi="Nunito"/>
+          <w:rFonts w:ascii="Candara" w:cs="Candara" w:eastAsia="Candara" w:hAnsi="Candara"/>
           <w:sz w:val="22.079999923706055"/>
           <w:szCs w:val="22.079999923706055"/>
           <w:u w:val="single"/>
@@ -1206,14 +1206,14 @@
         <w:ind w:left="-141.73228346456688" w:right="287.0078740157493" w:firstLine="0"/>
         <w:jc w:val="both"/>
         <w:rPr>
-          <w:rFonts w:ascii="Nunito" w:cs="Nunito" w:eastAsia="Nunito" w:hAnsi="Nunito"/>
-          <w:sz w:val="22.079999923706055"/>
-          <w:szCs w:val="22.079999923706055"/>
-        </w:rPr>
-      </w:pPr>
-      <w:r>
-        <w:rPr>
-          <w:rFonts w:ascii="Nunito" w:cs="Nunito" w:eastAsia="Nunito" w:hAnsi="Nunito"/>
+          <w:rFonts w:ascii="Candara" w:cs="Candara" w:eastAsia="Candara" w:hAnsi="Candara"/>
+          <w:sz w:val="22.079999923706055"/>
+          <w:szCs w:val="22.079999923706055"/>
+        </w:rPr>
+      </w:pPr>
+      <w:r>
+        <w:rPr>
+          <w:rFonts w:ascii="Candara" w:cs="Candara" w:eastAsia="Candara" w:hAnsi="Candara"/>
           <w:sz w:val="22.079999923706055"/>
           <w:szCs w:val="22.079999923706055"/>
           <w:rtl w:val="0"/>
@@ -1227,7 +1227,7 @@
         <w:ind w:left="-141.73228346456688" w:right="287.0078740157493" w:firstLine="0"/>
         <w:jc w:val="both"/>
         <w:rPr>
-          <w:rFonts w:ascii="Nunito" w:cs="Nunito" w:eastAsia="Nunito" w:hAnsi="Nunito"/>
+          <w:rFonts w:ascii="Candara" w:cs="Candara" w:eastAsia="Candara" w:hAnsi="Candara"/>
           <w:sz w:val="22.079999923706055"/>
           <w:szCs w:val="22.079999923706055"/>
           <w:u w:val="single"/>
@@ -1235,7 +1235,7 @@
       </w:pPr>
       <w:r>
         <w:rPr>
-          <w:rFonts w:ascii="Nunito" w:cs="Nunito" w:eastAsia="Nunito" w:hAnsi="Nunito"/>
+          <w:rFonts w:ascii="Candara" w:cs="Candara" w:eastAsia="Candara" w:hAnsi="Candara"/>
           <w:sz w:val="22.079999923706055"/>
           <w:szCs w:val="22.079999923706055"/>
           <w:rtl w:val="0"/>
@@ -1244,7 +1244,7 @@
       </w:r>
       <w:r>
         <w:rPr>
-          <w:rFonts w:ascii="Nunito" w:cs="Nunito" w:eastAsia="Nunito" w:hAnsi="Nunito"/>
+          <w:rFonts w:ascii="Candara" w:cs="Candara" w:eastAsia="Candara" w:hAnsi="Candara"/>
           <w:sz w:val="22.079999923706055"/>
           <w:szCs w:val="22.079999923706055"/>
           <w:u w:val="single"/>
@@ -1259,14 +1259,14 @@
         <w:ind w:left="-141.73228346456688" w:right="287.0078740157493" w:firstLine="0"/>
         <w:jc w:val="both"/>
         <w:rPr>
-          <w:rFonts w:ascii="Nunito" w:cs="Nunito" w:eastAsia="Nunito" w:hAnsi="Nunito"/>
-          <w:sz w:val="22.079999923706055"/>
-          <w:szCs w:val="22.079999923706055"/>
-        </w:rPr>
-      </w:pPr>
-      <w:r>
-        <w:rPr>
-          <w:rFonts w:ascii="Nunito" w:cs="Nunito" w:eastAsia="Nunito" w:hAnsi="Nunito"/>
+          <w:rFonts w:ascii="Candara" w:cs="Candara" w:eastAsia="Candara" w:hAnsi="Candara"/>
+          <w:sz w:val="22.079999923706055"/>
+          <w:szCs w:val="22.079999923706055"/>
+        </w:rPr>
+      </w:pPr>
+      <w:r>
+        <w:rPr>
+          <w:rFonts w:ascii="Candara" w:cs="Candara" w:eastAsia="Candara" w:hAnsi="Candara"/>
           <w:sz w:val="22.079999923706055"/>
           <w:szCs w:val="22.079999923706055"/>
           <w:rtl w:val="0"/>
@@ -1280,14 +1280,14 @@
         <w:ind w:left="-141.73228346456688" w:right="287.0078740157493" w:firstLine="0"/>
         <w:jc w:val="both"/>
         <w:rPr>
-          <w:rFonts w:ascii="Nunito" w:cs="Nunito" w:eastAsia="Nunito" w:hAnsi="Nunito"/>
-          <w:sz w:val="22.079999923706055"/>
-          <w:szCs w:val="22.079999923706055"/>
-        </w:rPr>
-      </w:pPr>
-      <w:r>
-        <w:rPr>
-          <w:rFonts w:ascii="Nunito" w:cs="Nunito" w:eastAsia="Nunito" w:hAnsi="Nunito"/>
+          <w:rFonts w:ascii="Candara" w:cs="Candara" w:eastAsia="Candara" w:hAnsi="Candara"/>
+          <w:sz w:val="22.079999923706055"/>
+          <w:szCs w:val="22.079999923706055"/>
+        </w:rPr>
+      </w:pPr>
+      <w:r>
+        <w:rPr>
+          <w:rFonts w:ascii="Candara" w:cs="Candara" w:eastAsia="Candara" w:hAnsi="Candara"/>
           <w:sz w:val="22.079999923706055"/>
           <w:szCs w:val="22.079999923706055"/>
           <w:rtl w:val="0"/>
@@ -1301,7 +1301,7 @@
         <w:ind w:left="-141.73228346456688" w:right="287.0078740157493" w:firstLine="0"/>
         <w:jc w:val="both"/>
         <w:rPr>
-          <w:rFonts w:ascii="Nunito" w:cs="Nunito" w:eastAsia="Nunito" w:hAnsi="Nunito"/>
+          <w:rFonts w:ascii="Candara" w:cs="Candara" w:eastAsia="Candara" w:hAnsi="Candara"/>
           <w:sz w:val="22.079999923706055"/>
           <w:szCs w:val="22.079999923706055"/>
           <w:u w:val="single"/>
@@ -1309,7 +1309,7 @@
       </w:pPr>
       <w:r>
         <w:rPr>
-          <w:rFonts w:ascii="Nunito" w:cs="Nunito" w:eastAsia="Nunito" w:hAnsi="Nunito"/>
+          <w:rFonts w:ascii="Candara" w:cs="Candara" w:eastAsia="Candara" w:hAnsi="Candara"/>
           <w:sz w:val="24"/>
           <w:szCs w:val="24"/>
           <w:rtl w:val="0"/>
@@ -1318,7 +1318,7 @@
       </w:r>
       <w:r>
         <w:rPr>
-          <w:rFonts w:ascii="Nunito" w:cs="Nunito" w:eastAsia="Nunito" w:hAnsi="Nunito"/>
+          <w:rFonts w:ascii="Candara" w:cs="Candara" w:eastAsia="Candara" w:hAnsi="Candara"/>
           <w:sz w:val="22.079999923706055"/>
           <w:szCs w:val="22.079999923706055"/>
           <w:u w:val="single"/>
@@ -1333,14 +1333,14 @@
         <w:ind w:left="-141.73228346456688" w:right="287.0078740157493" w:firstLine="0"/>
         <w:jc w:val="both"/>
         <w:rPr>
-          <w:rFonts w:ascii="Nunito" w:cs="Nunito" w:eastAsia="Nunito" w:hAnsi="Nunito"/>
-          <w:sz w:val="22.079999923706055"/>
-          <w:szCs w:val="22.079999923706055"/>
-        </w:rPr>
-      </w:pPr>
-      <w:r>
-        <w:rPr>
-          <w:rFonts w:ascii="Nunito" w:cs="Nunito" w:eastAsia="Nunito" w:hAnsi="Nunito"/>
+          <w:rFonts w:ascii="Candara" w:cs="Candara" w:eastAsia="Candara" w:hAnsi="Candara"/>
+          <w:sz w:val="22.079999923706055"/>
+          <w:szCs w:val="22.079999923706055"/>
+        </w:rPr>
+      </w:pPr>
+      <w:r>
+        <w:rPr>
+          <w:rFonts w:ascii="Candara" w:cs="Candara" w:eastAsia="Candara" w:hAnsi="Candara"/>
           <w:sz w:val="22.079999923706055"/>
           <w:szCs w:val="22.079999923706055"/>
           <w:rtl w:val="0"/>
@@ -1354,14 +1354,14 @@
         <w:ind w:left="-141.73228346456688" w:right="287.0078740157493" w:firstLine="0"/>
         <w:jc w:val="both"/>
         <w:rPr>
-          <w:rFonts w:ascii="Nunito" w:cs="Nunito" w:eastAsia="Nunito" w:hAnsi="Nunito"/>
-          <w:sz w:val="22.079999923706055"/>
-          <w:szCs w:val="22.079999923706055"/>
-        </w:rPr>
-      </w:pPr>
-      <w:r>
-        <w:rPr>
-          <w:rFonts w:ascii="Nunito" w:cs="Nunito" w:eastAsia="Nunito" w:hAnsi="Nunito"/>
+          <w:rFonts w:ascii="Candara" w:cs="Candara" w:eastAsia="Candara" w:hAnsi="Candara"/>
+          <w:sz w:val="22.079999923706055"/>
+          <w:szCs w:val="22.079999923706055"/>
+        </w:rPr>
+      </w:pPr>
+      <w:r>
+        <w:rPr>
+          <w:rFonts w:ascii="Candara" w:cs="Candara" w:eastAsia="Candara" w:hAnsi="Candara"/>
           <w:sz w:val="22.079999923706055"/>
           <w:szCs w:val="22.079999923706055"/>
           <w:rtl w:val="0"/>
@@ -1375,7 +1375,7 @@
         <w:ind w:left="-141.73228346456688" w:right="287.0078740157493" w:firstLine="0"/>
         <w:jc w:val="both"/>
         <w:rPr>
-          <w:rFonts w:ascii="Nunito" w:cs="Nunito" w:eastAsia="Nunito" w:hAnsi="Nunito"/>
+          <w:rFonts w:ascii="Candara" w:cs="Candara" w:eastAsia="Candara" w:hAnsi="Candara"/>
           <w:sz w:val="22.079999923706055"/>
           <w:szCs w:val="22.079999923706055"/>
           <w:u w:val="single"/>
@@ -1383,7 +1383,7 @@
       </w:pPr>
       <w:r>
         <w:rPr>
-          <w:rFonts w:ascii="Nunito" w:cs="Nunito" w:eastAsia="Nunito" w:hAnsi="Nunito"/>
+          <w:rFonts w:ascii="Candara" w:cs="Candara" w:eastAsia="Candara" w:hAnsi="Candara"/>
           <w:sz w:val="22.079999923706055"/>
           <w:szCs w:val="22.079999923706055"/>
           <w:rtl w:val="0"/>
@@ -1392,7 +1392,7 @@
       </w:r>
       <w:r>
         <w:rPr>
-          <w:rFonts w:ascii="Nunito" w:cs="Nunito" w:eastAsia="Nunito" w:hAnsi="Nunito"/>
+          <w:rFonts w:ascii="Candara" w:cs="Candara" w:eastAsia="Candara" w:hAnsi="Candara"/>
           <w:sz w:val="22.079999923706055"/>
           <w:szCs w:val="22.079999923706055"/>
           <w:u w:val="single"/>
@@ -1407,14 +1407,14 @@
         <w:ind w:left="-141.73228346456688" w:right="287.0078740157493" w:firstLine="0"/>
         <w:jc w:val="both"/>
         <w:rPr>
-          <w:rFonts w:ascii="Nunito" w:cs="Nunito" w:eastAsia="Nunito" w:hAnsi="Nunito"/>
-          <w:sz w:val="22.079999923706055"/>
-          <w:szCs w:val="22.079999923706055"/>
-        </w:rPr>
-      </w:pPr>
-      <w:r>
-        <w:rPr>
-          <w:rFonts w:ascii="Nunito" w:cs="Nunito" w:eastAsia="Nunito" w:hAnsi="Nunito"/>
+          <w:rFonts w:ascii="Candara" w:cs="Candara" w:eastAsia="Candara" w:hAnsi="Candara"/>
+          <w:sz w:val="22.079999923706055"/>
+          <w:szCs w:val="22.079999923706055"/>
+        </w:rPr>
+      </w:pPr>
+      <w:r>
+        <w:rPr>
+          <w:rFonts w:ascii="Candara" w:cs="Candara" w:eastAsia="Candara" w:hAnsi="Candara"/>
           <w:sz w:val="22.079999923706055"/>
           <w:szCs w:val="22.079999923706055"/>
           <w:rtl w:val="0"/>
@@ -1428,7 +1428,7 @@
         <w:ind w:left="-141.73228346456688" w:right="287.0078740157493" w:firstLine="0"/>
         <w:jc w:val="both"/>
         <w:rPr>
-          <w:rFonts w:ascii="Nunito" w:cs="Nunito" w:eastAsia="Nunito" w:hAnsi="Nunito"/>
+          <w:rFonts w:ascii="Candara" w:cs="Candara" w:eastAsia="Candara" w:hAnsi="Candara"/>
           <w:b w:val="1"/>
           <w:bCs w:val="1"/>
           <w:sz w:val="22.079999923706055"/>
@@ -1437,7 +1437,7 @@
       </w:pPr>
       <w:r>
         <w:rPr>
-          <w:rFonts w:ascii="Nunito" w:cs="Nunito" w:eastAsia="Nunito" w:hAnsi="Nunito"/>
+          <w:rFonts w:ascii="Candara" w:cs="Candara" w:eastAsia="Candara" w:hAnsi="Candara"/>
           <w:sz w:val="22.079999923706055"/>
           <w:szCs w:val="22.079999923706055"/>
           <w:rtl w:val="0"/>
@@ -1446,7 +1446,7 @@
       </w:r>
       <w:r>
         <w:rPr>
-          <w:rFonts w:ascii="Nunito" w:cs="Nunito" w:eastAsia="Nunito" w:hAnsi="Nunito"/>
+          <w:rFonts w:ascii="Candara" w:cs="Candara" w:eastAsia="Candara" w:hAnsi="Candara"/>
           <w:b w:val="1"/>
           <w:bCs w:val="1"/>
           <w:sz w:val="22.079999923706055"/>
@@ -1462,14 +1462,14 @@
         <w:ind w:left="-141.73228346456688" w:right="287.0078740157493" w:firstLine="0"/>
         <w:jc w:val="both"/>
         <w:rPr>
-          <w:rFonts w:ascii="Nunito" w:cs="Nunito" w:eastAsia="Nunito" w:hAnsi="Nunito"/>
-          <w:sz w:val="22.079999923706055"/>
-          <w:szCs w:val="22.079999923706055"/>
-        </w:rPr>
-      </w:pPr>
-      <w:r>
-        <w:rPr>
-          <w:rFonts w:ascii="Nunito" w:cs="Nunito" w:eastAsia="Nunito" w:hAnsi="Nunito"/>
+          <w:rFonts w:ascii="Candara" w:cs="Candara" w:eastAsia="Candara" w:hAnsi="Candara"/>
+          <w:sz w:val="22.079999923706055"/>
+          <w:szCs w:val="22.079999923706055"/>
+        </w:rPr>
+      </w:pPr>
+      <w:r>
+        <w:rPr>
+          <w:rFonts w:ascii="Candara" w:cs="Candara" w:eastAsia="Candara" w:hAnsi="Candara"/>
           <w:sz w:val="22.079999923706055"/>
           <w:szCs w:val="22.079999923706055"/>
           <w:rtl w:val="0"/>
@@ -1483,14 +1483,14 @@
         <w:ind w:left="-141.73228346456688" w:right="287.0078740157493" w:firstLine="0"/>
         <w:jc w:val="both"/>
         <w:rPr>
-          <w:rFonts w:ascii="Nunito" w:cs="Nunito" w:eastAsia="Nunito" w:hAnsi="Nunito"/>
-          <w:sz w:val="22.079999923706055"/>
-          <w:szCs w:val="22.079999923706055"/>
-        </w:rPr>
-      </w:pPr>
-      <w:r>
-        <w:rPr>
-          <w:rFonts w:ascii="Nunito" w:cs="Nunito" w:eastAsia="Nunito" w:hAnsi="Nunito"/>
+          <w:rFonts w:ascii="Candara" w:cs="Candara" w:eastAsia="Candara" w:hAnsi="Candara"/>
+          <w:sz w:val="22.079999923706055"/>
+          <w:szCs w:val="22.079999923706055"/>
+        </w:rPr>
+      </w:pPr>
+      <w:r>
+        <w:rPr>
+          <w:rFonts w:ascii="Candara" w:cs="Candara" w:eastAsia="Candara" w:hAnsi="Candara"/>
           <w:sz w:val="22.079999923706055"/>
           <w:szCs w:val="22.079999923706055"/>
           <w:rtl w:val="0"/>
@@ -1514,7 +1514,7 @@
       </w:pPr>
       <w:r>
         <w:rPr>
-          <w:rFonts w:ascii="Nunito" w:cs="Nunito" w:eastAsia="Nunito" w:hAnsi="Nunito"/>
+          <w:rFonts w:ascii="Candara" w:cs="Candara" w:eastAsia="Candara" w:hAnsi="Candara"/>
           <w:sz w:val="22.079999923706055"/>
           <w:szCs w:val="22.079999923706055"/>
           <w:rtl w:val="0"/>
@@ -1523,7 +1523,7 @@
       </w:r>
       <w:r>
         <w:rPr>
-          <w:rFonts w:ascii="Nunito" w:cs="Nunito" w:eastAsia="Nunito" w:hAnsi="Nunito"/>
+          <w:rFonts w:ascii="Candara" w:cs="Candara" w:eastAsia="Candara" w:hAnsi="Candara"/>
           <w:b w:val="1"/>
           <w:bCs w:val="1"/>
           <w:sz w:val="22.079999923706055"/>
@@ -1554,7 +1554,7 @@
       </w:pPr>
       <w:r>
         <w:rPr>
-          <w:rFonts w:ascii="Nunito" w:cs="Nunito" w:eastAsia="Nunito" w:hAnsi="Nunito"/>
+          <w:rFonts w:ascii="Candara" w:cs="Candara" w:eastAsia="Candara" w:hAnsi="Candara"/>
           <w:sz w:val="22.079999923706055"/>
           <w:szCs w:val="22.079999923706055"/>
           <w:rtl w:val="0"/>
@@ -1578,7 +1578,7 @@
       </w:pPr>
       <w:r>
         <w:rPr>
-          <w:rFonts w:ascii="Nunito" w:cs="Nunito" w:eastAsia="Nunito" w:hAnsi="Nunito"/>
+          <w:rFonts w:ascii="Candara" w:cs="Candara" w:eastAsia="Candara" w:hAnsi="Candara"/>
           <w:sz w:val="22.079999923706055"/>
           <w:szCs w:val="22.079999923706055"/>
           <w:rtl w:val="0"/>
@@ -1597,7 +1597,7 @@
         <w:ind w:left="-141.73228346456688" w:right="287.0078740157493" w:firstLine="0"/>
         <w:jc w:val="both"/>
         <w:rPr>
-          <w:rFonts w:ascii="Nunito" w:cs="Nunito" w:eastAsia="Nunito" w:hAnsi="Nunito"/>
+          <w:rFonts w:ascii="Candara" w:cs="Candara" w:eastAsia="Candara" w:hAnsi="Candara"/>
           <w:sz w:val="22.079999923706055"/>
           <w:szCs w:val="22.079999923706055"/>
           <w:u w:val="single"/>
@@ -1605,7 +1605,7 @@
       </w:pPr>
       <w:r>
         <w:rPr>
-          <w:rFonts w:ascii="Nunito" w:cs="Nunito" w:eastAsia="Nunito" w:hAnsi="Nunito"/>
+          <w:rFonts w:ascii="Candara" w:cs="Candara" w:eastAsia="Candara" w:hAnsi="Candara"/>
           <w:sz w:val="22.079999923706055"/>
           <w:szCs w:val="22.079999923706055"/>
           <w:rtl w:val="0"/>
@@ -1614,7 +1614,7 @@
       </w:r>
       <w:r>
         <w:rPr>
-          <w:rFonts w:ascii="Nunito" w:cs="Nunito" w:eastAsia="Nunito" w:hAnsi="Nunito"/>
+          <w:rFonts w:ascii="Candara" w:cs="Candara" w:eastAsia="Candara" w:hAnsi="Candara"/>
           <w:sz w:val="22.079999923706055"/>
           <w:szCs w:val="22.079999923706055"/>
           <w:u w:val="single"/>
@@ -1629,14 +1629,14 @@
         <w:ind w:left="-141.73228346456688" w:right="287.0078740157493" w:firstLine="0"/>
         <w:jc w:val="both"/>
         <w:rPr>
-          <w:rFonts w:ascii="Nunito" w:cs="Nunito" w:eastAsia="Nunito" w:hAnsi="Nunito"/>
-          <w:sz w:val="22.079999923706055"/>
-          <w:szCs w:val="22.079999923706055"/>
-        </w:rPr>
-      </w:pPr>
-      <w:r>
-        <w:rPr>
-          <w:rFonts w:ascii="Nunito" w:cs="Nunito" w:eastAsia="Nunito" w:hAnsi="Nunito"/>
+          <w:rFonts w:ascii="Candara" w:cs="Candara" w:eastAsia="Candara" w:hAnsi="Candara"/>
+          <w:sz w:val="22.079999923706055"/>
+          <w:szCs w:val="22.079999923706055"/>
+        </w:rPr>
+      </w:pPr>
+      <w:r>
+        <w:rPr>
+          <w:rFonts w:ascii="Candara" w:cs="Candara" w:eastAsia="Candara" w:hAnsi="Candara"/>
           <w:sz w:val="22.079999923706055"/>
           <w:szCs w:val="22.079999923706055"/>
           <w:rtl w:val="0"/>
@@ -1650,14 +1650,14 @@
         <w:ind w:left="-141.73228346456688" w:right="287.0078740157493" w:firstLine="0"/>
         <w:jc w:val="both"/>
         <w:rPr>
-          <w:rFonts w:ascii="Nunito" w:cs="Nunito" w:eastAsia="Nunito" w:hAnsi="Nunito"/>
-          <w:sz w:val="22.079999923706055"/>
-          <w:szCs w:val="22.079999923706055"/>
-        </w:rPr>
-      </w:pPr>
-      <w:r>
-        <w:rPr>
-          <w:rFonts w:ascii="Nunito" w:cs="Nunito" w:eastAsia="Nunito" w:hAnsi="Nunito"/>
+          <w:rFonts w:ascii="Candara" w:cs="Candara" w:eastAsia="Candara" w:hAnsi="Candara"/>
+          <w:sz w:val="22.079999923706055"/>
+          <w:szCs w:val="22.079999923706055"/>
+        </w:rPr>
+      </w:pPr>
+      <w:r>
+        <w:rPr>
+          <w:rFonts w:ascii="Candara" w:cs="Candara" w:eastAsia="Candara" w:hAnsi="Candara"/>
           <w:sz w:val="22.079999923706055"/>
           <w:szCs w:val="22.079999923706055"/>
           <w:rtl w:val="0"/>
@@ -1671,14 +1671,14 @@
         <w:ind w:left="-141.73228346456688" w:right="287.0078740157493" w:firstLine="0"/>
         <w:jc w:val="both"/>
         <w:rPr>
-          <w:rFonts w:ascii="Nunito" w:cs="Nunito" w:eastAsia="Nunito" w:hAnsi="Nunito"/>
-          <w:sz w:val="22.079999923706055"/>
-          <w:szCs w:val="22.079999923706055"/>
-        </w:rPr>
-      </w:pPr>
-      <w:r>
-        <w:rPr>
-          <w:rFonts w:ascii="Nunito" w:cs="Nunito" w:eastAsia="Nunito" w:hAnsi="Nunito"/>
+          <w:rFonts w:ascii="Candara" w:cs="Candara" w:eastAsia="Candara" w:hAnsi="Candara"/>
+          <w:sz w:val="22.079999923706055"/>
+          <w:szCs w:val="22.079999923706055"/>
+        </w:rPr>
+      </w:pPr>
+      <w:r>
+        <w:rPr>
+          <w:rFonts w:ascii="Candara" w:cs="Candara" w:eastAsia="Candara" w:hAnsi="Candara"/>
           <w:sz w:val="22.079999923706055"/>
           <w:szCs w:val="22.079999923706055"/>
           <w:rtl w:val="0"/>
@@ -1687,7 +1687,7 @@
       </w:r>
       <w:r>
         <w:rPr>
-          <w:rFonts w:ascii="Nunito" w:cs="Nunito" w:eastAsia="Nunito" w:hAnsi="Nunito"/>
+          <w:rFonts w:ascii="Candara" w:cs="Candara" w:eastAsia="Candara" w:hAnsi="Candara"/>
           <w:sz w:val="22.079999923706055"/>
           <w:szCs w:val="22.079999923706055"/>
           <w:u w:val="single"/>
@@ -1697,7 +1697,7 @@
       </w:r>
       <w:r>
         <w:rPr>
-          <w:rFonts w:ascii="Nunito" w:cs="Nunito" w:eastAsia="Nunito" w:hAnsi="Nunito"/>
+          <w:rFonts w:ascii="Candara" w:cs="Candara" w:eastAsia="Candara" w:hAnsi="Candara"/>
           <w:sz w:val="22.079999923706055"/>
           <w:szCs w:val="22.079999923706055"/>
           <w:rtl w:val="0"/>
@@ -1711,14 +1711,14 @@
         <w:ind w:left="-141.73228346456688" w:right="287.0078740157493" w:firstLine="0"/>
         <w:jc w:val="both"/>
         <w:rPr>
-          <w:rFonts w:ascii="Nunito" w:cs="Nunito" w:eastAsia="Nunito" w:hAnsi="Nunito"/>
-          <w:sz w:val="22.079999923706055"/>
-          <w:szCs w:val="22.079999923706055"/>
-        </w:rPr>
-      </w:pPr>
-      <w:r>
-        <w:rPr>
-          <w:rFonts w:ascii="Nunito" w:cs="Nunito" w:eastAsia="Nunito" w:hAnsi="Nunito"/>
+          <w:rFonts w:ascii="Candara" w:cs="Candara" w:eastAsia="Candara" w:hAnsi="Candara"/>
+          <w:sz w:val="22.079999923706055"/>
+          <w:szCs w:val="22.079999923706055"/>
+        </w:rPr>
+      </w:pPr>
+      <w:r>
+        <w:rPr>
+          <w:rFonts w:ascii="Candara" w:cs="Candara" w:eastAsia="Candara" w:hAnsi="Candara"/>
           <w:sz w:val="22.079999923706055"/>
           <w:szCs w:val="22.079999923706055"/>
           <w:rtl w:val="0"/>
@@ -1732,14 +1732,14 @@
         <w:ind w:left="-141.73228346456688" w:right="287.0078740157493" w:firstLine="0"/>
         <w:jc w:val="both"/>
         <w:rPr>
-          <w:rFonts w:ascii="Nunito" w:cs="Nunito" w:eastAsia="Nunito" w:hAnsi="Nunito"/>
-          <w:sz w:val="22.079999923706055"/>
-          <w:szCs w:val="22.079999923706055"/>
-        </w:rPr>
-      </w:pPr>
-      <w:r>
-        <w:rPr>
-          <w:rFonts w:ascii="Nunito" w:cs="Nunito" w:eastAsia="Nunito" w:hAnsi="Nunito"/>
+          <w:rFonts w:ascii="Candara" w:cs="Candara" w:eastAsia="Candara" w:hAnsi="Candara"/>
+          <w:sz w:val="22.079999923706055"/>
+          <w:szCs w:val="22.079999923706055"/>
+        </w:rPr>
+      </w:pPr>
+      <w:r>
+        <w:rPr>
+          <w:rFonts w:ascii="Candara" w:cs="Candara" w:eastAsia="Candara" w:hAnsi="Candara"/>
           <w:sz w:val="22.079999923706055"/>
           <w:szCs w:val="22.079999923706055"/>
           <w:rtl w:val="0"/>
@@ -1753,7 +1753,7 @@
         <w:ind w:left="-141.73228346456688" w:right="287.0078740157493" w:firstLine="0"/>
         <w:jc w:val="both"/>
         <w:rPr>
-          <w:rFonts w:ascii="Nunito" w:cs="Nunito" w:eastAsia="Nunito" w:hAnsi="Nunito"/>
+          <w:rFonts w:ascii="Candara" w:cs="Candara" w:eastAsia="Candara" w:hAnsi="Candara"/>
           <w:sz w:val="22.079999923706055"/>
           <w:szCs w:val="22.079999923706055"/>
           <w:u w:val="single"/>
@@ -1761,7 +1761,7 @@
       </w:pPr>
       <w:r>
         <w:rPr>
-          <w:rFonts w:ascii="Nunito" w:cs="Nunito" w:eastAsia="Nunito" w:hAnsi="Nunito"/>
+          <w:rFonts w:ascii="Candara" w:cs="Candara" w:eastAsia="Candara" w:hAnsi="Candara"/>
           <w:sz w:val="22.079999923706055"/>
           <w:szCs w:val="22.079999923706055"/>
           <w:rtl w:val="0"/>
@@ -1770,7 +1770,7 @@
       </w:r>
       <w:r>
         <w:rPr>
-          <w:rFonts w:ascii="Nunito" w:cs="Nunito" w:eastAsia="Nunito" w:hAnsi="Nunito"/>
+          <w:rFonts w:ascii="Candara" w:cs="Candara" w:eastAsia="Candara" w:hAnsi="Candara"/>
           <w:sz w:val="22.079999923706055"/>
           <w:szCs w:val="22.079999923706055"/>
           <w:u w:val="single"/>
@@ -1785,14 +1785,14 @@
         <w:ind w:left="-141.73228346456688" w:right="287.0078740157493" w:firstLine="0"/>
         <w:jc w:val="both"/>
         <w:rPr>
-          <w:rFonts w:ascii="Nunito" w:cs="Nunito" w:eastAsia="Nunito" w:hAnsi="Nunito"/>
-          <w:sz w:val="22.079999923706055"/>
-          <w:szCs w:val="22.079999923706055"/>
-        </w:rPr>
-      </w:pPr>
-      <w:r>
-        <w:rPr>
-          <w:rFonts w:ascii="Nunito" w:cs="Nunito" w:eastAsia="Nunito" w:hAnsi="Nunito"/>
+          <w:rFonts w:ascii="Candara" w:cs="Candara" w:eastAsia="Candara" w:hAnsi="Candara"/>
+          <w:sz w:val="22.079999923706055"/>
+          <w:szCs w:val="22.079999923706055"/>
+        </w:rPr>
+      </w:pPr>
+      <w:r>
+        <w:rPr>
+          <w:rFonts w:ascii="Candara" w:cs="Candara" w:eastAsia="Candara" w:hAnsi="Candara"/>
           <w:sz w:val="22.079999923706055"/>
           <w:szCs w:val="22.079999923706055"/>
           <w:rtl w:val="0"/>
@@ -1806,7 +1806,7 @@
         <w:ind w:left="-141.73228346456688" w:right="287.0078740157493" w:firstLine="0"/>
         <w:jc w:val="both"/>
         <w:rPr>
-          <w:rFonts w:ascii="Nunito" w:cs="Nunito" w:eastAsia="Nunito" w:hAnsi="Nunito"/>
+          <w:rFonts w:ascii="Candara" w:cs="Candara" w:eastAsia="Candara" w:hAnsi="Candara"/>
           <w:sz w:val="22.079999923706055"/>
           <w:szCs w:val="22.079999923706055"/>
           <w:u w:val="single"/>
@@ -1814,7 +1814,7 @@
       </w:pPr>
       <w:r>
         <w:rPr>
-          <w:rFonts w:ascii="Nunito" w:cs="Nunito" w:eastAsia="Nunito" w:hAnsi="Nunito"/>
+          <w:rFonts w:ascii="Candara" w:cs="Candara" w:eastAsia="Candara" w:hAnsi="Candara"/>
           <w:sz w:val="22.079999923706055"/>
           <w:szCs w:val="22.079999923706055"/>
           <w:rtl w:val="0"/>
@@ -1823,7 +1823,7 @@
       </w:r>
       <w:r>
         <w:rPr>
-          <w:rFonts w:ascii="Nunito" w:cs="Nunito" w:eastAsia="Nunito" w:hAnsi="Nunito"/>
+          <w:rFonts w:ascii="Candara" w:cs="Candara" w:eastAsia="Candara" w:hAnsi="Candara"/>
           <w:sz w:val="22.079999923706055"/>
           <w:szCs w:val="22.079999923706055"/>
           <w:u w:val="single"/>
@@ -1838,14 +1838,14 @@
         <w:ind w:left="-141.73228346456688" w:right="287.0078740157493" w:firstLine="0"/>
         <w:jc w:val="both"/>
         <w:rPr>
-          <w:rFonts w:ascii="Nunito" w:cs="Nunito" w:eastAsia="Nunito" w:hAnsi="Nunito"/>
-          <w:sz w:val="22.079999923706055"/>
-          <w:szCs w:val="22.079999923706055"/>
-        </w:rPr>
-      </w:pPr>
-      <w:r>
-        <w:rPr>
-          <w:rFonts w:ascii="Nunito" w:cs="Nunito" w:eastAsia="Nunito" w:hAnsi="Nunito"/>
+          <w:rFonts w:ascii="Candara" w:cs="Candara" w:eastAsia="Candara" w:hAnsi="Candara"/>
+          <w:sz w:val="22.079999923706055"/>
+          <w:szCs w:val="22.079999923706055"/>
+        </w:rPr>
+      </w:pPr>
+      <w:r>
+        <w:rPr>
+          <w:rFonts w:ascii="Candara" w:cs="Candara" w:eastAsia="Candara" w:hAnsi="Candara"/>
           <w:sz w:val="22.079999923706055"/>
           <w:szCs w:val="22.079999923706055"/>
           <w:rtl w:val="0"/>
@@ -1859,7 +1859,7 @@
         <w:ind w:left="-141.73228346456688" w:right="287.0078740157493" w:firstLine="0"/>
         <w:jc w:val="both"/>
         <w:rPr>
-          <w:rFonts w:ascii="Nunito" w:cs="Nunito" w:eastAsia="Nunito" w:hAnsi="Nunito"/>
+          <w:rFonts w:ascii="Candara" w:cs="Candara" w:eastAsia="Candara" w:hAnsi="Candara"/>
           <w:sz w:val="22.079999923706055"/>
           <w:szCs w:val="22.079999923706055"/>
           <w:u w:val="single"/>
@@ -1867,7 +1867,7 @@
       </w:pPr>
       <w:r>
         <w:rPr>
-          <w:rFonts w:ascii="Nunito" w:cs="Nunito" w:eastAsia="Nunito" w:hAnsi="Nunito"/>
+          <w:rFonts w:ascii="Candara" w:cs="Candara" w:eastAsia="Candara" w:hAnsi="Candara"/>
           <w:sz w:val="22.079999923706055"/>
           <w:szCs w:val="22.079999923706055"/>
           <w:rtl w:val="0"/>
@@ -1876,7 +1876,7 @@
       </w:r>
       <w:r>
         <w:rPr>
-          <w:rFonts w:ascii="Nunito" w:cs="Nunito" w:eastAsia="Nunito" w:hAnsi="Nunito"/>
+          <w:rFonts w:ascii="Candara" w:cs="Candara" w:eastAsia="Candara" w:hAnsi="Candara"/>
           <w:sz w:val="22.079999923706055"/>
           <w:szCs w:val="22.079999923706055"/>
           <w:u w:val="single"/>
@@ -1891,14 +1891,14 @@
         <w:ind w:left="-141.73228346456688" w:right="287.0078740157493" w:firstLine="0"/>
         <w:jc w:val="both"/>
         <w:rPr>
-          <w:rFonts w:ascii="Nunito" w:cs="Nunito" w:eastAsia="Nunito" w:hAnsi="Nunito"/>
-          <w:sz w:val="22.079999923706055"/>
-          <w:szCs w:val="22.079999923706055"/>
-        </w:rPr>
-      </w:pPr>
-      <w:r>
-        <w:rPr>
-          <w:rFonts w:ascii="Nunito" w:cs="Nunito" w:eastAsia="Nunito" w:hAnsi="Nunito"/>
+          <w:rFonts w:ascii="Candara" w:cs="Candara" w:eastAsia="Candara" w:hAnsi="Candara"/>
+          <w:sz w:val="22.079999923706055"/>
+          <w:szCs w:val="22.079999923706055"/>
+        </w:rPr>
+      </w:pPr>
+      <w:r>
+        <w:rPr>
+          <w:rFonts w:ascii="Candara" w:cs="Candara" w:eastAsia="Candara" w:hAnsi="Candara"/>
           <w:sz w:val="22.079999923706055"/>
           <w:szCs w:val="22.079999923706055"/>
           <w:rtl w:val="0"/>
@@ -1912,7 +1912,7 @@
         <w:ind w:left="-141.73228346456688" w:right="287.0078740157493" w:firstLine="0"/>
         <w:jc w:val="both"/>
         <w:rPr>
-          <w:rFonts w:ascii="Nunito" w:cs="Nunito" w:eastAsia="Nunito" w:hAnsi="Nunito"/>
+          <w:rFonts w:ascii="Candara" w:cs="Candara" w:eastAsia="Candara" w:hAnsi="Candara"/>
           <w:sz w:val="22.079999923706055"/>
           <w:szCs w:val="22.079999923706055"/>
           <w:u w:val="single"/>
@@ -1920,7 +1920,7 @@
       </w:pPr>
       <w:r>
         <w:rPr>
-          <w:rFonts w:ascii="Nunito" w:cs="Nunito" w:eastAsia="Nunito" w:hAnsi="Nunito"/>
+          <w:rFonts w:ascii="Candara" w:cs="Candara" w:eastAsia="Candara" w:hAnsi="Candara"/>
           <w:sz w:val="22.079999923706055"/>
           <w:szCs w:val="22.079999923706055"/>
           <w:rtl w:val="0"/>
@@ -1929,7 +1929,7 @@
       </w:r>
       <w:r>
         <w:rPr>
-          <w:rFonts w:ascii="Nunito" w:cs="Nunito" w:eastAsia="Nunito" w:hAnsi="Nunito"/>
+          <w:rFonts w:ascii="Candara" w:cs="Candara" w:eastAsia="Candara" w:hAnsi="Candara"/>
           <w:sz w:val="22.079999923706055"/>
           <w:szCs w:val="22.079999923706055"/>
           <w:u w:val="single"/>
@@ -1944,14 +1944,14 @@
         <w:ind w:left="-141.73228346456688" w:right="287.0078740157493" w:firstLine="0"/>
         <w:jc w:val="both"/>
         <w:rPr>
-          <w:rFonts w:ascii="Nunito" w:cs="Nunito" w:eastAsia="Nunito" w:hAnsi="Nunito"/>
-          <w:sz w:val="22.079999923706055"/>
-          <w:szCs w:val="22.079999923706055"/>
-        </w:rPr>
-      </w:pPr>
-      <w:r>
-        <w:rPr>
-          <w:rFonts w:ascii="Nunito" w:cs="Nunito" w:eastAsia="Nunito" w:hAnsi="Nunito"/>
+          <w:rFonts w:ascii="Candara" w:cs="Candara" w:eastAsia="Candara" w:hAnsi="Candara"/>
+          <w:sz w:val="22.079999923706055"/>
+          <w:szCs w:val="22.079999923706055"/>
+        </w:rPr>
+      </w:pPr>
+      <w:r>
+        <w:rPr>
+          <w:rFonts w:ascii="Candara" w:cs="Candara" w:eastAsia="Candara" w:hAnsi="Candara"/>
           <w:sz w:val="22.079999923706055"/>
           <w:szCs w:val="22.079999923706055"/>
           <w:rtl w:val="0"/>
@@ -1965,14 +1965,14 @@
         <w:ind w:left="-141.73228346456688" w:right="287.0078740157493" w:firstLine="0"/>
         <w:jc w:val="both"/>
         <w:rPr>
-          <w:rFonts w:ascii="Nunito" w:cs="Nunito" w:eastAsia="Nunito" w:hAnsi="Nunito"/>
-          <w:sz w:val="22.079999923706055"/>
-          <w:szCs w:val="22.079999923706055"/>
-        </w:rPr>
-      </w:pPr>
-      <w:r>
-        <w:rPr>
-          <w:rFonts w:ascii="Nunito" w:cs="Nunito" w:eastAsia="Nunito" w:hAnsi="Nunito"/>
+          <w:rFonts w:ascii="Candara" w:cs="Candara" w:eastAsia="Candara" w:hAnsi="Candara"/>
+          <w:sz w:val="22.079999923706055"/>
+          <w:szCs w:val="22.079999923706055"/>
+        </w:rPr>
+      </w:pPr>
+      <w:r>
+        <w:rPr>
+          <w:rFonts w:ascii="Candara" w:cs="Candara" w:eastAsia="Candara" w:hAnsi="Candara"/>
           <w:sz w:val="22.079999923706055"/>
           <w:szCs w:val="22.079999923706055"/>
           <w:rtl w:val="0"/>
@@ -1986,7 +1986,7 @@
         <w:ind w:left="-141.73228346456688" w:right="287.0078740157493" w:firstLine="0"/>
         <w:jc w:val="both"/>
         <w:rPr>
-          <w:rFonts w:ascii="Nunito" w:cs="Nunito" w:eastAsia="Nunito" w:hAnsi="Nunito"/>
+          <w:rFonts w:ascii="Candara" w:cs="Candara" w:eastAsia="Candara" w:hAnsi="Candara"/>
           <w:sz w:val="22.079999923706055"/>
           <w:szCs w:val="22.079999923706055"/>
           <w:u w:val="single"/>
@@ -1994,7 +1994,7 @@
       </w:pPr>
       <w:r>
         <w:rPr>
-          <w:rFonts w:ascii="Nunito" w:cs="Nunito" w:eastAsia="Nunito" w:hAnsi="Nunito"/>
+          <w:rFonts w:ascii="Candara" w:cs="Candara" w:eastAsia="Candara" w:hAnsi="Candara"/>
           <w:sz w:val="22.079999923706055"/>
           <w:szCs w:val="22.079999923706055"/>
           <w:rtl w:val="0"/>
@@ -2003,7 +2003,7 @@
       </w:r>
       <w:r>
         <w:rPr>
-          <w:rFonts w:ascii="Nunito" w:cs="Nunito" w:eastAsia="Nunito" w:hAnsi="Nunito"/>
+          <w:rFonts w:ascii="Candara" w:cs="Candara" w:eastAsia="Candara" w:hAnsi="Candara"/>
           <w:sz w:val="22.079999923706055"/>
           <w:szCs w:val="22.079999923706055"/>
           <w:u w:val="single"/>
@@ -2018,14 +2018,14 @@
         <w:ind w:left="-141.73228346456688" w:right="287.0078740157493" w:firstLine="0"/>
         <w:jc w:val="both"/>
         <w:rPr>
-          <w:rFonts w:ascii="Nunito" w:cs="Nunito" w:eastAsia="Nunito" w:hAnsi="Nunito"/>
-          <w:sz w:val="22.079999923706055"/>
-          <w:szCs w:val="22.079999923706055"/>
-        </w:rPr>
-      </w:pPr>
-      <w:r>
-        <w:rPr>
-          <w:rFonts w:ascii="Nunito" w:cs="Nunito" w:eastAsia="Nunito" w:hAnsi="Nunito"/>
+          <w:rFonts w:ascii="Candara" w:cs="Candara" w:eastAsia="Candara" w:hAnsi="Candara"/>
+          <w:sz w:val="22.079999923706055"/>
+          <w:szCs w:val="22.079999923706055"/>
+        </w:rPr>
+      </w:pPr>
+      <w:r>
+        <w:rPr>
+          <w:rFonts w:ascii="Candara" w:cs="Candara" w:eastAsia="Candara" w:hAnsi="Candara"/>
           <w:sz w:val="22.079999923706055"/>
           <w:szCs w:val="22.079999923706055"/>
           <w:rtl w:val="0"/>
@@ -2039,7 +2039,7 @@
         <w:ind w:left="-141.73228346456688" w:right="287.0078740157493" w:firstLine="0"/>
         <w:jc w:val="both"/>
         <w:rPr>
-          <w:rFonts w:ascii="Nunito" w:cs="Nunito" w:eastAsia="Nunito" w:hAnsi="Nunito"/>
+          <w:rFonts w:ascii="Candara" w:cs="Candara" w:eastAsia="Candara" w:hAnsi="Candara"/>
           <w:sz w:val="22.079999923706055"/>
           <w:szCs w:val="22.079999923706055"/>
         </w:rPr>
@@ -2056,14 +2056,14 @@
         <w:ind w:left="-141.73228346456688" w:right="287.0078740157493" w:firstLine="0"/>
         <w:jc w:val="center"/>
         <w:rPr>
-          <w:rFonts w:ascii="Nunito" w:cs="Nunito" w:eastAsia="Nunito" w:hAnsi="Nunito"/>
-          <w:sz w:val="22.079999923706055"/>
-          <w:szCs w:val="22.079999923706055"/>
-        </w:rPr>
-      </w:pPr>
-      <w:r>
-        <w:rPr>
-          <w:rFonts w:ascii="Nunito" w:cs="Nunito" w:eastAsia="Nunito" w:hAnsi="Nunito"/>
+          <w:rFonts w:ascii="Candara" w:cs="Candara" w:eastAsia="Candara" w:hAnsi="Candara"/>
+          <w:sz w:val="22.079999923706055"/>
+          <w:szCs w:val="22.079999923706055"/>
+        </w:rPr>
+      </w:pPr>
+      <w:r>
+        <w:rPr>
+          <w:rFonts w:ascii="Candara" w:cs="Candara" w:eastAsia="Candara" w:hAnsi="Candara"/>
           <w:sz w:val="22.079999923706055"/>
           <w:szCs w:val="22.079999923706055"/>
           <w:rtl w:val="0"/>
@@ -2076,7 +2076,7 @@
         <w:spacing w:before="205.52642822265625" w:line="241.30356788635254" w:lineRule="auto"/>
         <w:ind w:left="-141.73228346456688" w:right="287.0078740157493" w:firstLine="0"/>
         <w:rPr>
-          <w:rFonts w:ascii="Nunito" w:cs="Nunito" w:eastAsia="Nunito" w:hAnsi="Nunito"/>
+          <w:rFonts w:ascii="Candara" w:cs="Candara" w:eastAsia="Candara" w:hAnsi="Candara"/>
           <w:sz w:val="22.079999923706055"/>
           <w:szCs w:val="22.079999923706055"/>
         </w:rPr>
@@ -2103,12 +2103,12 @@
         <w:spacing w:before="205.52642822265625" w:line="241.30356788635254" w:lineRule="auto"/>
         <w:ind w:left="-141.73228346456688" w:right="287.0078740157493" w:firstLine="0"/>
         <w:rPr>
-          <w:rFonts w:ascii="Nunito" w:cs="Nunito" w:eastAsia="Nunito" w:hAnsi="Nunito"/>
-        </w:rPr>
-      </w:pPr>
-      <w:r>
-        <w:rPr>
-          <w:rFonts w:ascii="Nunito" w:cs="Nunito" w:eastAsia="Nunito" w:hAnsi="Nunito"/>
+          <w:rFonts w:ascii="Candara" w:cs="Candara" w:eastAsia="Candara" w:hAnsi="Candara"/>
+        </w:rPr>
+      </w:pPr>
+      <w:r>
+        <w:rPr>
+          <w:rFonts w:ascii="Candara" w:cs="Candara" w:eastAsia="Candara" w:hAnsi="Candara"/>
           <w:sz w:val="22.079999923706055"/>
           <w:szCs w:val="22.079999923706055"/>
           <w:rtl w:val="0"/>
@@ -2358,7 +2358,7 @@
     <w:lvl w:ilvl="0">
       <w:start w:val="1"/>
       <w:numFmt w:val="bullet"/>
-      <w:lvlText w:val="●"/>
+      <w:lvlText w:val="•"/>
       <w:lvlJc w:val="left"/>
       <w:pPr>
         <w:ind w:left="720" w:hanging="360"/>
@@ -2370,7 +2370,7 @@
     <w:lvl w:ilvl="1">
       <w:start w:val="1"/>
       <w:numFmt w:val="bullet"/>
-      <w:lvlText w:val="○"/>
+      <w:lvlText w:val="•"/>
       <w:lvlJc w:val="left"/>
       <w:pPr>
         <w:ind w:left="1440" w:hanging="360"/>
@@ -2382,7 +2382,7 @@
     <w:lvl w:ilvl="2">
       <w:start w:val="1"/>
       <w:numFmt w:val="bullet"/>
-      <w:lvlText w:val="■"/>
+      <w:lvlText w:val="•"/>
       <w:lvlJc w:val="left"/>
       <w:pPr>
         <w:ind w:left="2160" w:hanging="360"/>
@@ -2394,7 +2394,7 @@
     <w:lvl w:ilvl="3">
       <w:start w:val="1"/>
       <w:numFmt w:val="bullet"/>
-      <w:lvlText w:val="●"/>
+      <w:lvlText w:val="•"/>
       <w:lvlJc w:val="left"/>
       <w:pPr>
         <w:ind w:left="2880" w:hanging="360"/>
@@ -2406,7 +2406,7 @@
     <w:lvl w:ilvl="4">
       <w:start w:val="1"/>
       <w:numFmt w:val="bullet"/>
-      <w:lvlText w:val="○"/>
+      <w:lvlText w:val="•"/>
       <w:lvlJc w:val="left"/>
       <w:pPr>
         <w:ind w:left="3600" w:hanging="360"/>
@@ -2418,7 +2418,7 @@
     <w:lvl w:ilvl="5">
       <w:start w:val="1"/>
       <w:numFmt w:val="bullet"/>
-      <w:lvlText w:val="■"/>
+      <w:lvlText w:val="•"/>
       <w:lvlJc w:val="left"/>
       <w:pPr>
         <w:ind w:left="4320" w:hanging="360"/>
@@ -2430,7 +2430,7 @@
     <w:lvl w:ilvl="6">
       <w:start w:val="1"/>
       <w:numFmt w:val="bullet"/>
-      <w:lvlText w:val="●"/>
+      <w:lvlText w:val="•"/>
       <w:lvlJc w:val="left"/>
       <w:pPr>
         <w:ind w:left="5040" w:hanging="360"/>
@@ -2442,7 +2442,7 @@
     <w:lvl w:ilvl="7">
       <w:start w:val="1"/>
       <w:numFmt w:val="bullet"/>
-      <w:lvlText w:val="○"/>
+      <w:lvlText w:val="•"/>
       <w:lvlJc w:val="left"/>
       <w:pPr>
         <w:ind w:left="5760" w:hanging="360"/>
@@ -2454,7 +2454,7 @@
     <w:lvl w:ilvl="8">
       <w:start w:val="1"/>
       <w:numFmt w:val="bullet"/>
-      <w:lvlText w:val="■"/>
+      <w:lvlText w:val="•"/>
       <w:lvlJc w:val="left"/>
       <w:pPr>
         <w:ind w:left="6480" w:hanging="360"/>
